--- a/src/2G/fonctions/cours.docx
+++ b/src/2G/fonctions/cours.docx
@@ -52,36 +52,42 @@
       <w:pPr>
         <w:rPr>
           <w:rFonts w:eastAsiaTheme="minorEastAsia" w:cs="Arial"/>
+          <w:color w:val="E36C0A" w:themeColor="accent6" w:themeShade="BF"/>
         </w:rPr>
       </w:pPr>
       <w:r>
         <w:rPr>
           <w:rFonts w:eastAsiaTheme="minorEastAsia" w:cs="Arial"/>
           <w:b/>
+          <w:color w:val="E36C0A" w:themeColor="accent6" w:themeShade="BF"/>
         </w:rPr>
         <w:t>Définition</w:t>
       </w:r>
       <w:r>
         <w:rPr>
           <w:rFonts w:eastAsiaTheme="minorEastAsia" w:cs="Arial"/>
+          <w:color w:val="E36C0A" w:themeColor="accent6" w:themeShade="BF"/>
         </w:rPr>
         <w:t xml:space="preserve">. </w:t>
       </w:r>
       <w:r>
         <w:rPr>
           <w:rFonts w:eastAsiaTheme="minorEastAsia" w:cs="Arial"/>
+          <w:color w:val="E36C0A" w:themeColor="accent6" w:themeShade="BF"/>
         </w:rPr>
         <w:t>Fonction et ensemble de définition.</w:t>
       </w:r>
       <w:r>
         <w:rPr>
           <w:rFonts w:eastAsiaTheme="minorEastAsia" w:cs="Arial"/>
+          <w:color w:val="E36C0A" w:themeColor="accent6" w:themeShade="BF"/>
         </w:rPr>
         <w:br/>
       </w:r>
       <w:r>
         <w:rPr>
           <w:rFonts w:cs="Arial"/>
+          <w:color w:val="E36C0A" w:themeColor="accent6" w:themeShade="BF"/>
         </w:rPr>
         <w:t xml:space="preserve">Soit </w:t>
       </w:r>
@@ -89,6 +95,7 @@
         <m:r>
           <w:rPr>
             <w:rFonts w:ascii="Cambria Math" w:hAnsi="Cambria Math" w:cs="Arial"/>
+            <w:color w:val="E36C0A" w:themeColor="accent6" w:themeShade="BF"/>
           </w:rPr>
           <m:t>D</m:t>
         </m:r>
@@ -96,16 +103,21 @@
       <w:r>
         <w:rPr>
           <w:rFonts w:cs="Arial"/>
+          <w:color w:val="E36C0A" w:themeColor="accent6" w:themeShade="BF"/>
         </w:rPr>
         <w:t xml:space="preserve"> un ensemble de nombres réels, par exemple un intervalle.</w:t>
       </w:r>
       <w:r>
+        <w:rPr>
+          <w:color w:val="E36C0A" w:themeColor="accent6" w:themeShade="BF"/>
+        </w:rPr>
         <w:br/>
       </w:r>
       <w:r>
         <w:rPr>
           <w:rFonts w:cs="Arial"/>
           <w:b/>
+          <w:color w:val="E36C0A" w:themeColor="accent6" w:themeShade="BF"/>
         </w:rPr>
         <w:t xml:space="preserve">Définir une fonction </w:t>
       </w:r>
@@ -116,6 +128,7 @@
           </m:rPr>
           <w:rPr>
             <w:rFonts w:ascii="Cambria Math" w:hAnsi="Cambria Math" w:cs="Arial"/>
+            <w:color w:val="E36C0A" w:themeColor="accent6" w:themeShade="BF"/>
           </w:rPr>
           <m:t>f</m:t>
         </m:r>
@@ -125,6 +138,7 @@
           </m:rPr>
           <w:rPr>
             <w:rFonts w:ascii="Cambria Math" w:eastAsiaTheme="minorEastAsia" w:hAnsi="Cambria Math" w:cs="Arial"/>
+            <w:color w:val="E36C0A" w:themeColor="accent6" w:themeShade="BF"/>
           </w:rPr>
           <m:t>:</m:t>
         </m:r>
@@ -134,6 +148,7 @@
           </m:rPr>
           <w:rPr>
             <w:rFonts w:ascii="Cambria Math" w:hAnsi="Cambria Math" w:cs="Arial"/>
+            <w:color w:val="E36C0A" w:themeColor="accent6" w:themeShade="BF"/>
           </w:rPr>
           <m:t>D</m:t>
         </m:r>
@@ -144,6 +159,7 @@
           </m:rPr>
           <w:rPr>
             <w:rFonts w:ascii="Cambria Math" w:hAnsi="Cambria Math" w:cs="Arial"/>
+            <w:color w:val="E36C0A" w:themeColor="accent6" w:themeShade="BF"/>
           </w:rPr>
           <m:t>→R</m:t>
         </m:r>
@@ -151,6 +167,7 @@
       <w:r>
         <w:rPr>
           <w:rFonts w:cs="Arial"/>
+          <w:color w:val="E36C0A" w:themeColor="accent6" w:themeShade="BF"/>
         </w:rPr>
         <w:t xml:space="preserve"> revient à associer à chaque </w:t>
       </w:r>
@@ -158,18 +175,21 @@
         <m:r>
           <w:rPr>
             <w:rFonts w:ascii="Cambria Math" w:hAnsi="Cambria Math" w:cs="Arial"/>
+            <w:color w:val="E36C0A" w:themeColor="accent6" w:themeShade="BF"/>
           </w:rPr>
           <m:t>x</m:t>
         </m:r>
         <m:r>
           <w:rPr>
             <w:rFonts w:ascii="Cambria Math" w:eastAsiaTheme="minorEastAsia" w:hAnsi="Cambria Math" w:cs="Arial"/>
+            <w:color w:val="E36C0A" w:themeColor="accent6" w:themeShade="BF"/>
           </w:rPr>
           <m:t>∈</m:t>
         </m:r>
         <m:r>
           <w:rPr>
             <w:rFonts w:ascii="Cambria Math" w:hAnsi="Cambria Math" w:cs="Arial"/>
+            <w:color w:val="E36C0A" w:themeColor="accent6" w:themeShade="BF"/>
           </w:rPr>
           <m:t>D</m:t>
         </m:r>
@@ -177,12 +197,14 @@
       <w:r>
         <w:rPr>
           <w:rFonts w:cs="Arial"/>
+          <w:color w:val="E36C0A" w:themeColor="accent6" w:themeShade="BF"/>
         </w:rPr>
         <w:t xml:space="preserve"> un</w:t>
       </w:r>
       <w:r>
         <w:rPr>
           <w:rFonts w:cs="Arial"/>
+          <w:color w:val="E36C0A" w:themeColor="accent6" w:themeShade="BF"/>
         </w:rPr>
         <w:t xml:space="preserve"> unique </w:t>
       </w:r>
@@ -190,6 +212,7 @@
         <m:r>
           <w:rPr>
             <w:rFonts w:ascii="Cambria Math" w:hAnsi="Cambria Math" w:cs="Arial"/>
+            <w:color w:val="E36C0A" w:themeColor="accent6" w:themeShade="BF"/>
           </w:rPr>
           <m:t>y</m:t>
         </m:r>
@@ -199,6 +222,7 @@
           </m:rPr>
           <w:rPr>
             <w:rFonts w:ascii="Cambria Math" w:hAnsi="Cambria Math" w:cs="Arial"/>
+            <w:color w:val="E36C0A" w:themeColor="accent6" w:themeShade="BF"/>
           </w:rPr>
           <m:t>∈R</m:t>
         </m:r>
@@ -206,6 +230,7 @@
       <w:r>
         <w:rPr>
           <w:rFonts w:cs="Arial"/>
+          <w:color w:val="E36C0A" w:themeColor="accent6" w:themeShade="BF"/>
         </w:rPr>
         <w:t xml:space="preserve">, appelé </w:t>
       </w:r>
@@ -213,6 +238,7 @@
         <w:rPr>
           <w:rFonts w:cs="Arial"/>
           <w:b/>
+          <w:color w:val="E36C0A" w:themeColor="accent6" w:themeShade="BF"/>
         </w:rPr>
         <w:t xml:space="preserve">image de </w:t>
       </w:r>
@@ -223,6 +249,7 @@
           </m:rPr>
           <w:rPr>
             <w:rFonts w:ascii="Cambria Math" w:hAnsi="Cambria Math" w:cs="Arial"/>
+            <w:color w:val="E36C0A" w:themeColor="accent6" w:themeShade="BF"/>
           </w:rPr>
           <m:t>x</m:t>
         </m:r>
@@ -230,16 +257,21 @@
       <w:r>
         <w:rPr>
           <w:rFonts w:cs="Arial"/>
+          <w:color w:val="E36C0A" w:themeColor="accent6" w:themeShade="BF"/>
         </w:rPr>
         <w:t>.</w:t>
       </w:r>
       <w:r>
+        <w:rPr>
+          <w:color w:val="E36C0A" w:themeColor="accent6" w:themeShade="BF"/>
+        </w:rPr>
         <w:br/>
       </w:r>
       <m:oMath>
         <m:r>
           <w:rPr>
             <w:rFonts w:ascii="Cambria Math" w:hAnsi="Cambria Math" w:cs="Arial"/>
+            <w:color w:val="E36C0A" w:themeColor="accent6" w:themeShade="BF"/>
           </w:rPr>
           <m:t>D</m:t>
         </m:r>
@@ -247,6 +279,7 @@
       <w:r>
         <w:rPr>
           <w:rFonts w:cs="Arial"/>
+          <w:color w:val="E36C0A" w:themeColor="accent6" w:themeShade="BF"/>
         </w:rPr>
         <w:t xml:space="preserve"> est </w:t>
       </w:r>
@@ -254,33 +287,41 @@
         <w:rPr>
           <w:rFonts w:cs="Arial"/>
           <w:b/>
+          <w:color w:val="E36C0A" w:themeColor="accent6" w:themeShade="BF"/>
         </w:rPr>
         <w:t>l’ensemble de définition</w:t>
       </w:r>
       <w:r>
         <w:rPr>
           <w:rFonts w:cs="Arial"/>
+          <w:color w:val="E36C0A" w:themeColor="accent6" w:themeShade="BF"/>
         </w:rPr>
         <w:t xml:space="preserve"> de la fonction : c’est l’ensemble des nombres pour lesquels il existe une</w:t>
       </w:r>
       <w:r>
+        <w:rPr>
+          <w:color w:val="E36C0A" w:themeColor="accent6" w:themeShade="BF"/>
+        </w:rPr>
         <w:br/>
       </w:r>
       <w:r>
         <w:rPr>
           <w:rFonts w:cs="Arial"/>
+          <w:color w:val="E36C0A" w:themeColor="accent6" w:themeShade="BF"/>
         </w:rPr>
         <w:t>image par la fonction.</w:t>
       </w:r>
       <w:r>
         <w:rPr>
           <w:rFonts w:cs="Arial"/>
+          <w:color w:val="E36C0A" w:themeColor="accent6" w:themeShade="BF"/>
         </w:rPr>
         <w:br/>
       </w:r>
       <w:r>
         <w:rPr>
           <w:rFonts w:cs="Arial"/>
+          <w:color w:val="E36C0A" w:themeColor="accent6" w:themeShade="BF"/>
         </w:rPr>
         <w:t xml:space="preserve">Ici </w:t>
       </w:r>
@@ -292,6 +333,7 @@
           </m:rPr>
           <w:rPr>
             <w:rFonts w:ascii="Cambria Math" w:hAnsi="Cambria Math" w:cs="Arial"/>
+            <w:color w:val="E36C0A" w:themeColor="accent6" w:themeShade="BF"/>
           </w:rPr>
           <m:t>R</m:t>
         </m:r>
@@ -300,30 +342,35 @@
         <w:rPr>
           <w:rFonts w:eastAsiaTheme="minorEastAsia" w:cs="Arial"/>
           <w:b/>
+          <w:color w:val="E36C0A" w:themeColor="accent6" w:themeShade="BF"/>
         </w:rPr>
         <w:t xml:space="preserve"> est l’ensemble d’arrivée</w:t>
       </w:r>
       <w:r>
         <w:rPr>
           <w:rFonts w:eastAsiaTheme="minorEastAsia" w:cs="Arial"/>
+          <w:color w:val="E36C0A" w:themeColor="accent6" w:themeShade="BF"/>
         </w:rPr>
         <w:t xml:space="preserve"> de la fonction : toute image de la fonction doit </w:t>
       </w:r>
       <w:r>
         <w:rPr>
           <w:rFonts w:eastAsiaTheme="minorEastAsia" w:cs="Arial"/>
+          <w:color w:val="E36C0A" w:themeColor="accent6" w:themeShade="BF"/>
         </w:rPr>
         <w:t>être</w:t>
       </w:r>
       <w:r>
         <w:rPr>
           <w:rFonts w:eastAsiaTheme="minorEastAsia" w:cs="Arial"/>
+          <w:color w:val="E36C0A" w:themeColor="accent6" w:themeShade="BF"/>
         </w:rPr>
         <w:t xml:space="preserve"> dans cet ensemble.</w:t>
       </w:r>
       <w:r>
         <w:rPr>
           <w:rFonts w:cs="Arial"/>
+          <w:color w:val="E36C0A" w:themeColor="accent6" w:themeShade="BF"/>
         </w:rPr>
         <w:br/>
       </w:r>
@@ -331,25 +378,22 @@
         <w:rPr>
           <w:rFonts w:eastAsiaTheme="minorEastAsia" w:cs="Arial"/>
           <w:b/>
+          <w:color w:val="E36C0A" w:themeColor="accent6" w:themeShade="BF"/>
         </w:rPr>
         <w:t>Définition</w:t>
       </w:r>
       <w:r>
         <w:rPr>
           <w:rFonts w:eastAsiaTheme="minorEastAsia" w:cs="Arial"/>
-        </w:rPr>
-        <w:t>.</w:t>
-      </w:r>
-      <w:r>
-        <w:rPr>
-          <w:rFonts w:eastAsiaTheme="minorEastAsia" w:cs="Arial"/>
-        </w:rPr>
-        <w:t xml:space="preserve">  </w:t>
+          <w:color w:val="E36C0A" w:themeColor="accent6" w:themeShade="BF"/>
+        </w:rPr>
+        <w:t xml:space="preserve">.  </w:t>
       </w:r>
       <w:r>
         <w:rPr>
           <w:rFonts w:cs="Arial"/>
           <w:b/>
+          <w:color w:val="E36C0A" w:themeColor="accent6" w:themeShade="BF"/>
           <w:u w:val="single"/>
         </w:rPr>
         <w:t>L’</w:t>
@@ -358,24 +402,28 @@
         <w:rPr>
           <w:rFonts w:cs="Arial"/>
           <w:b/>
+          <w:color w:val="E36C0A" w:themeColor="accent6" w:themeShade="BF"/>
         </w:rPr>
         <w:t>image</w:t>
       </w:r>
       <w:r>
         <w:rPr>
           <w:rFonts w:cs="Arial"/>
+          <w:color w:val="E36C0A" w:themeColor="accent6" w:themeShade="BF"/>
         </w:rPr>
         <w:t xml:space="preserve"> d</w:t>
       </w:r>
       <w:r>
         <w:rPr>
           <w:rFonts w:cs="Arial"/>
+          <w:color w:val="E36C0A" w:themeColor="accent6" w:themeShade="BF"/>
         </w:rPr>
         <w:t xml:space="preserve">’un </w:t>
       </w:r>
       <w:r>
         <w:rPr>
           <w:rFonts w:cs="Arial"/>
+          <w:color w:val="E36C0A" w:themeColor="accent6" w:themeShade="BF"/>
         </w:rPr>
         <w:t xml:space="preserve">nombre </w:t>
       </w:r>
@@ -383,12 +431,14 @@
         <m:r>
           <w:rPr>
             <w:rFonts w:ascii="Cambria Math" w:hAnsi="Cambria Math" w:cs="Arial"/>
+            <w:color w:val="E36C0A" w:themeColor="accent6" w:themeShade="BF"/>
           </w:rPr>
           <m:t>x</m:t>
         </m:r>
         <m:r>
           <w:rPr>
             <w:rFonts w:ascii="Cambria Math" w:eastAsiaTheme="minorEastAsia" w:hAnsi="Cambria Math" w:cs="Arial"/>
+            <w:color w:val="E36C0A" w:themeColor="accent6" w:themeShade="BF"/>
           </w:rPr>
           <m:t>∈D</m:t>
         </m:r>
@@ -396,12 +446,14 @@
       <w:r>
         <w:rPr>
           <w:rFonts w:eastAsiaTheme="minorEastAsia" w:cs="Arial"/>
+          <w:color w:val="E36C0A" w:themeColor="accent6" w:themeShade="BF"/>
         </w:rPr>
         <w:t xml:space="preserve"> </w:t>
       </w:r>
       <w:r>
         <w:rPr>
           <w:rFonts w:cs="Arial"/>
+          <w:color w:val="E36C0A" w:themeColor="accent6" w:themeShade="BF"/>
         </w:rPr>
         <w:t xml:space="preserve"> par la fonction </w:t>
       </w:r>
@@ -409,6 +461,7 @@
         <m:r>
           <w:rPr>
             <w:rFonts w:ascii="Cambria Math" w:hAnsi="Cambria Math" w:cs="Arial"/>
+            <w:color w:val="E36C0A" w:themeColor="accent6" w:themeShade="BF"/>
           </w:rPr>
           <m:t>f</m:t>
         </m:r>
@@ -416,6 +469,7 @@
       <w:r>
         <w:rPr>
           <w:rFonts w:cs="Arial"/>
+          <w:color w:val="E36C0A" w:themeColor="accent6" w:themeShade="BF"/>
         </w:rPr>
         <w:t xml:space="preserve"> se note </w:t>
       </w:r>
@@ -426,6 +480,7 @@
           </m:rPr>
           <w:rPr>
             <w:rFonts w:ascii="Cambria Math" w:hAnsi="Cambria Math" w:cs="Arial"/>
+            <w:color w:val="E36C0A" w:themeColor="accent6" w:themeShade="BF"/>
           </w:rPr>
           <m:t>f(x)</m:t>
         </m:r>
@@ -433,18 +488,21 @@
       <w:r>
         <w:rPr>
           <w:rFonts w:cs="Arial"/>
+          <w:color w:val="E36C0A" w:themeColor="accent6" w:themeShade="BF"/>
         </w:rPr>
         <w:t>.</w:t>
       </w:r>
       <w:r>
         <w:rPr>
           <w:rFonts w:cs="Arial"/>
+          <w:color w:val="E36C0A" w:themeColor="accent6" w:themeShade="BF"/>
         </w:rPr>
         <w:t xml:space="preserve">  </w:t>
       </w:r>
       <w:r>
         <w:rPr>
           <w:rFonts w:cs="Arial"/>
+          <w:color w:val="E36C0A" w:themeColor="accent6" w:themeShade="BF"/>
         </w:rPr>
         <w:t xml:space="preserve"> </w:t>
       </w:r>
@@ -452,6 +510,7 @@
         <m:r>
           <w:rPr>
             <w:rFonts w:ascii="Cambria Math" w:hAnsi="Cambria Math" w:cs="Arial"/>
+            <w:color w:val="E36C0A" w:themeColor="accent6" w:themeShade="BF"/>
           </w:rPr>
           <m:t>f(x)</m:t>
         </m:r>
@@ -459,13 +518,31 @@
       <w:r>
         <w:rPr>
           <w:rFonts w:cs="Arial"/>
-        </w:rPr>
-        <w:t xml:space="preserve"> se lit « </w:t>
+          <w:color w:val="E36C0A" w:themeColor="accent6" w:themeShade="BF"/>
+        </w:rPr>
+        <w:t xml:space="preserve"> </w:t>
+      </w:r>
+      <w:proofErr w:type="gramStart"/>
+      <w:r>
+        <w:rPr>
+          <w:rFonts w:cs="Arial"/>
+          <w:color w:val="E36C0A" w:themeColor="accent6" w:themeShade="BF"/>
+        </w:rPr>
+        <w:t>se</w:t>
+      </w:r>
+      <w:proofErr w:type="gramEnd"/>
+      <w:r>
+        <w:rPr>
+          <w:rFonts w:cs="Arial"/>
+          <w:color w:val="E36C0A" w:themeColor="accent6" w:themeShade="BF"/>
+        </w:rPr>
+        <w:t xml:space="preserve"> lit « </w:t>
       </w:r>
       <m:oMath>
         <m:r>
           <w:rPr>
             <w:rFonts w:ascii="Cambria Math" w:hAnsi="Cambria Math" w:cs="Arial"/>
+            <w:color w:val="E36C0A" w:themeColor="accent6" w:themeShade="BF"/>
           </w:rPr>
           <m:t>f</m:t>
         </m:r>
@@ -473,6 +550,7 @@
       <w:r>
         <w:rPr>
           <w:rFonts w:cs="Arial"/>
+          <w:color w:val="E36C0A" w:themeColor="accent6" w:themeShade="BF"/>
         </w:rPr>
         <w:t xml:space="preserve"> de </w:t>
       </w:r>
@@ -480,6 +558,7 @@
         <m:r>
           <w:rPr>
             <w:rFonts w:ascii="Cambria Math" w:hAnsi="Cambria Math" w:cs="Arial"/>
+            <w:color w:val="E36C0A" w:themeColor="accent6" w:themeShade="BF"/>
           </w:rPr>
           <m:t>x</m:t>
         </m:r>
@@ -487,18 +566,21 @@
       <w:r>
         <w:rPr>
           <w:rFonts w:cs="Arial"/>
+          <w:color w:val="E36C0A" w:themeColor="accent6" w:themeShade="BF"/>
         </w:rPr>
         <w:t xml:space="preserve"> »</w:t>
       </w:r>
       <w:r>
         <w:rPr>
           <w:rFonts w:cs="Arial"/>
+          <w:color w:val="E36C0A" w:themeColor="accent6" w:themeShade="BF"/>
         </w:rPr>
         <w:t>.</w:t>
       </w:r>
       <w:r>
         <w:rPr>
           <w:rFonts w:cs="Arial"/>
+          <w:color w:val="E36C0A" w:themeColor="accent6" w:themeShade="BF"/>
         </w:rPr>
         <w:br/>
       </w:r>
@@ -506,24 +588,21 @@
         <w:rPr>
           <w:rFonts w:eastAsiaTheme="minorEastAsia" w:cs="Arial"/>
           <w:b/>
+          <w:color w:val="E36C0A" w:themeColor="accent6" w:themeShade="BF"/>
         </w:rPr>
         <w:t>Définition</w:t>
       </w:r>
       <w:r>
         <w:rPr>
           <w:rFonts w:eastAsiaTheme="minorEastAsia" w:cs="Arial"/>
-        </w:rPr>
-        <w:t>.</w:t>
-      </w:r>
-      <w:r>
-        <w:rPr>
-          <w:rFonts w:eastAsiaTheme="minorEastAsia" w:cs="Arial"/>
-        </w:rPr>
-        <w:t xml:space="preserve">  </w:t>
+          <w:color w:val="E36C0A" w:themeColor="accent6" w:themeShade="BF"/>
+        </w:rPr>
+        <w:t xml:space="preserve">.  </w:t>
       </w:r>
       <w:r>
         <w:rPr>
           <w:rFonts w:cs="Arial"/>
+          <w:color w:val="E36C0A" w:themeColor="accent6" w:themeShade="BF"/>
         </w:rPr>
         <w:t xml:space="preserve">Si </w:t>
       </w:r>
@@ -531,6 +610,7 @@
         <m:r>
           <w:rPr>
             <w:rFonts w:ascii="Cambria Math" w:hAnsi="Cambria Math" w:cs="Arial"/>
+            <w:color w:val="E36C0A" w:themeColor="accent6" w:themeShade="BF"/>
           </w:rPr>
           <m:t>y</m:t>
         </m:r>
@@ -538,25 +618,47 @@
       <w:r>
         <w:rPr>
           <w:rFonts w:cs="Arial"/>
-        </w:rPr>
-        <w:t xml:space="preserve"> est </w:t>
-      </w:r>
+          <w:color w:val="E36C0A" w:themeColor="accent6" w:themeShade="BF"/>
+        </w:rPr>
+        <w:t xml:space="preserve"> est l’image de </w:t>
+      </w:r>
+      <m:oMath>
+        <m:r>
+          <w:rPr>
+            <w:rFonts w:ascii="Cambria Math" w:hAnsi="Cambria Math" w:cs="Arial"/>
+            <w:color w:val="E36C0A" w:themeColor="accent6" w:themeShade="BF"/>
+          </w:rPr>
+          <m:t>x</m:t>
+        </m:r>
+      </m:oMath>
       <w:r>
         <w:rPr>
           <w:rFonts w:cs="Arial"/>
-        </w:rPr>
-        <w:t>l’</w:t>
-      </w:r>
+          <w:color w:val="E36C0A" w:themeColor="accent6" w:themeShade="BF"/>
+        </w:rPr>
+        <w:t xml:space="preserve">, on a l’égalité </w:t>
+      </w:r>
+      <m:oMath>
+        <m:r>
+          <w:rPr>
+            <w:rFonts w:ascii="Cambria Math" w:hAnsi="Cambria Math" w:cs="Arial"/>
+            <w:color w:val="E36C0A" w:themeColor="accent6" w:themeShade="BF"/>
+          </w:rPr>
+          <m:t>f(x)=y</m:t>
+        </m:r>
+      </m:oMath>
       <w:r>
         <w:rPr>
           <w:rFonts w:cs="Arial"/>
-        </w:rPr>
-        <w:t xml:space="preserve">image de </w:t>
+          <w:color w:val="E36C0A" w:themeColor="accent6" w:themeShade="BF"/>
+        </w:rPr>
+        <w:t xml:space="preserve"> et </w:t>
       </w:r>
       <m:oMath>
         <m:r>
           <w:rPr>
             <w:rFonts w:ascii="Cambria Math" w:hAnsi="Cambria Math" w:cs="Arial"/>
+            <w:color w:val="E36C0A" w:themeColor="accent6" w:themeShade="BF"/>
           </w:rPr>
           <m:t>x</m:t>
         </m:r>
@@ -564,34 +666,7 @@
       <w:r>
         <w:rPr>
           <w:rFonts w:cs="Arial"/>
-        </w:rPr>
-        <w:t xml:space="preserve">, on a l’égalité </w:t>
-      </w:r>
-      <m:oMath>
-        <m:r>
-          <w:rPr>
-            <w:rFonts w:ascii="Cambria Math" w:hAnsi="Cambria Math" w:cs="Arial"/>
-          </w:rPr>
-          <m:t>f(x)=y</m:t>
-        </m:r>
-      </m:oMath>
-      <w:r>
-        <w:rPr>
-          <w:rFonts w:cs="Arial"/>
-        </w:rPr>
-        <w:t xml:space="preserve"> et </w:t>
-      </w:r>
-      <m:oMath>
-        <m:r>
-          <w:rPr>
-            <w:rFonts w:ascii="Cambria Math" w:hAnsi="Cambria Math" w:cs="Arial"/>
-          </w:rPr>
-          <m:t>x</m:t>
-        </m:r>
-      </m:oMath>
-      <w:r>
-        <w:rPr>
-          <w:rFonts w:cs="Arial"/>
+          <w:color w:val="E36C0A" w:themeColor="accent6" w:themeShade="BF"/>
         </w:rPr>
         <w:t xml:space="preserve"> est appelé </w:t>
       </w:r>
@@ -599,6 +674,7 @@
         <w:rPr>
           <w:rFonts w:cs="Arial"/>
           <w:b/>
+          <w:color w:val="E36C0A" w:themeColor="accent6" w:themeShade="BF"/>
           <w:u w:val="single"/>
         </w:rPr>
         <w:t>un</w:t>
@@ -607,6 +683,7 @@
         <w:rPr>
           <w:rFonts w:cs="Arial"/>
           <w:b/>
+          <w:color w:val="E36C0A" w:themeColor="accent6" w:themeShade="BF"/>
         </w:rPr>
         <w:t xml:space="preserve"> antécédent de </w:t>
       </w:r>
@@ -617,6 +694,7 @@
           </m:rPr>
           <w:rPr>
             <w:rFonts w:ascii="Cambria Math" w:hAnsi="Cambria Math" w:cs="Arial"/>
+            <w:color w:val="E36C0A" w:themeColor="accent6" w:themeShade="BF"/>
           </w:rPr>
           <m:t>y</m:t>
         </m:r>
@@ -625,6 +703,7 @@
         <w:rPr>
           <w:rFonts w:cs="Arial"/>
           <w:b/>
+          <w:color w:val="E36C0A" w:themeColor="accent6" w:themeShade="BF"/>
         </w:rPr>
         <w:t xml:space="preserve"> par</w:t>
       </w:r>
@@ -632,6 +711,7 @@
         <w:rPr>
           <w:rFonts w:cs="Arial"/>
           <w:b/>
+          <w:color w:val="E36C0A" w:themeColor="accent6" w:themeShade="BF"/>
         </w:rPr>
         <w:t xml:space="preserve"> </w:t>
       </w:r>
@@ -642,6 +722,7 @@
           </m:rPr>
           <w:rPr>
             <w:rFonts w:ascii="Cambria Math" w:hAnsi="Cambria Math" w:cs="Arial"/>
+            <w:color w:val="E36C0A" w:themeColor="accent6" w:themeShade="BF"/>
           </w:rPr>
           <m:t>f</m:t>
         </m:r>
@@ -649,18 +730,21 @@
       <w:r>
         <w:rPr>
           <w:rFonts w:cs="Arial"/>
+          <w:color w:val="E36C0A" w:themeColor="accent6" w:themeShade="BF"/>
         </w:rPr>
         <w:t>.</w:t>
       </w:r>
       <w:r>
         <w:rPr>
           <w:rFonts w:cs="Arial"/>
+          <w:color w:val="E36C0A" w:themeColor="accent6" w:themeShade="BF"/>
         </w:rPr>
         <w:t xml:space="preserve"> </w:t>
       </w:r>
       <w:r>
         <w:rPr>
           <w:rFonts w:cs="Arial"/>
+          <w:color w:val="E36C0A" w:themeColor="accent6" w:themeShade="BF"/>
         </w:rPr>
         <w:br/>
       </w:r>
@@ -668,18 +752,21 @@
         <w:rPr>
           <w:rFonts w:cs="Arial"/>
           <w:b/>
+          <w:color w:val="E36C0A" w:themeColor="accent6" w:themeShade="BF"/>
         </w:rPr>
         <w:t>Propriété</w:t>
       </w:r>
       <w:r>
         <w:rPr>
           <w:rFonts w:cs="Arial"/>
+          <w:color w:val="E36C0A" w:themeColor="accent6" w:themeShade="BF"/>
         </w:rPr>
         <w:t xml:space="preserve">. </w:t>
       </w:r>
       <w:r>
         <w:rPr>
           <w:rFonts w:cs="Arial"/>
+          <w:color w:val="E36C0A" w:themeColor="accent6" w:themeShade="BF"/>
         </w:rPr>
         <w:t xml:space="preserve">L’image d’un réel </w:t>
       </w:r>
@@ -687,12 +774,14 @@
         <m:r>
           <w:rPr>
             <w:rFonts w:ascii="Cambria Math" w:hAnsi="Cambria Math" w:cs="Arial"/>
+            <w:color w:val="E36C0A" w:themeColor="accent6" w:themeShade="BF"/>
           </w:rPr>
           <m:t>x</m:t>
         </m:r>
         <m:r>
           <w:rPr>
             <w:rFonts w:ascii="Cambria Math" w:eastAsiaTheme="minorEastAsia" w:hAnsi="Cambria Math" w:cs="Arial"/>
+            <w:color w:val="E36C0A" w:themeColor="accent6" w:themeShade="BF"/>
           </w:rPr>
           <m:t>∈D</m:t>
         </m:r>
@@ -700,6 +789,7 @@
       <w:r>
         <w:rPr>
           <w:rFonts w:eastAsiaTheme="minorEastAsia" w:cs="Arial"/>
+          <w:color w:val="E36C0A" w:themeColor="accent6" w:themeShade="BF"/>
         </w:rPr>
         <w:t xml:space="preserve"> par une fonction </w:t>
       </w:r>
@@ -707,6 +797,7 @@
         <m:r>
           <w:rPr>
             <w:rFonts w:ascii="Cambria Math" w:eastAsiaTheme="minorEastAsia" w:hAnsi="Cambria Math" w:cs="Arial"/>
+            <w:color w:val="E36C0A" w:themeColor="accent6" w:themeShade="BF"/>
           </w:rPr>
           <m:t>f</m:t>
         </m:r>
@@ -714,12 +805,14 @@
       <w:r>
         <w:rPr>
           <w:rFonts w:eastAsiaTheme="minorEastAsia" w:cs="Arial"/>
+          <w:color w:val="E36C0A" w:themeColor="accent6" w:themeShade="BF"/>
         </w:rPr>
         <w:t xml:space="preserve"> est toujours unique. </w:t>
       </w:r>
       <w:r>
         <w:rPr>
           <w:rFonts w:cs="Arial"/>
+          <w:color w:val="E36C0A" w:themeColor="accent6" w:themeShade="BF"/>
         </w:rPr>
         <w:br/>
       </w:r>
@@ -727,18 +820,21 @@
         <w:rPr>
           <w:rFonts w:cs="Arial"/>
           <w:b/>
+          <w:color w:val="E36C0A" w:themeColor="accent6" w:themeShade="BF"/>
         </w:rPr>
         <w:t>Propriété</w:t>
       </w:r>
       <w:r>
         <w:rPr>
           <w:rFonts w:cs="Arial"/>
+          <w:color w:val="E36C0A" w:themeColor="accent6" w:themeShade="BF"/>
         </w:rPr>
         <w:t xml:space="preserve">. </w:t>
       </w:r>
       <w:r>
         <w:rPr>
           <w:rFonts w:cs="Arial"/>
+          <w:color w:val="E36C0A" w:themeColor="accent6" w:themeShade="BF"/>
         </w:rPr>
         <w:t xml:space="preserve">Un réel </w:t>
       </w:r>
@@ -746,6 +842,7 @@
         <m:r>
           <w:rPr>
             <w:rFonts w:ascii="Cambria Math" w:hAnsi="Cambria Math" w:cs="Arial"/>
+            <w:color w:val="E36C0A" w:themeColor="accent6" w:themeShade="BF"/>
           </w:rPr>
           <m:t>y</m:t>
         </m:r>
@@ -755,6 +852,7 @@
           </m:rPr>
           <w:rPr>
             <w:rFonts w:ascii="Cambria Math" w:eastAsiaTheme="minorEastAsia" w:hAnsi="Cambria Math" w:cs="Arial"/>
+            <w:color w:val="E36C0A" w:themeColor="accent6" w:themeShade="BF"/>
           </w:rPr>
           <m:t>∈R</m:t>
         </m:r>
@@ -762,6 +860,7 @@
       <w:r>
         <w:rPr>
           <w:rFonts w:eastAsiaTheme="minorEastAsia" w:cs="Arial"/>
+          <w:color w:val="E36C0A" w:themeColor="accent6" w:themeShade="BF"/>
         </w:rPr>
         <w:t xml:space="preserve"> peut avoir </w:t>
       </w:r>
@@ -769,6 +868,7 @@
         <m:r>
           <w:rPr>
             <w:rFonts w:ascii="Cambria Math" w:eastAsiaTheme="minorEastAsia" w:hAnsi="Cambria Math" w:cs="Arial"/>
+            <w:color w:val="E36C0A" w:themeColor="accent6" w:themeShade="BF"/>
           </w:rPr>
           <m:t>0</m:t>
         </m:r>
@@ -776,6 +876,7 @@
       <w:r>
         <w:rPr>
           <w:rFonts w:eastAsiaTheme="minorEastAsia" w:cs="Arial"/>
+          <w:color w:val="E36C0A" w:themeColor="accent6" w:themeShade="BF"/>
         </w:rPr>
         <w:t xml:space="preserve">, </w:t>
       </w:r>
@@ -783,6 +884,7 @@
         <m:r>
           <w:rPr>
             <w:rFonts w:ascii="Cambria Math" w:eastAsiaTheme="minorEastAsia" w:hAnsi="Cambria Math" w:cs="Arial"/>
+            <w:color w:val="E36C0A" w:themeColor="accent6" w:themeShade="BF"/>
           </w:rPr>
           <m:t>1</m:t>
         </m:r>
@@ -790,6 +892,7 @@
       <w:r>
         <w:rPr>
           <w:rFonts w:eastAsiaTheme="minorEastAsia" w:cs="Arial"/>
+          <w:color w:val="E36C0A" w:themeColor="accent6" w:themeShade="BF"/>
         </w:rPr>
         <w:t xml:space="preserve"> ou plusieurs antécédents par la fonction </w:t>
       </w:r>
@@ -797,6 +900,7 @@
         <m:r>
           <w:rPr>
             <w:rFonts w:ascii="Cambria Math" w:eastAsiaTheme="minorEastAsia" w:hAnsi="Cambria Math" w:cs="Arial"/>
+            <w:color w:val="E36C0A" w:themeColor="accent6" w:themeShade="BF"/>
           </w:rPr>
           <m:t>f</m:t>
         </m:r>
@@ -804,6 +908,7 @@
       <w:r>
         <w:rPr>
           <w:rFonts w:eastAsiaTheme="minorEastAsia" w:cs="Arial"/>
+          <w:color w:val="E36C0A" w:themeColor="accent6" w:themeShade="BF"/>
         </w:rPr>
         <w:t>.</w:t>
       </w:r>
@@ -812,30 +917,28 @@
       <w:pPr>
         <w:rPr>
           <w:rFonts w:eastAsiaTheme="minorEastAsia" w:cs="Arial"/>
+          <w:color w:val="002060"/>
         </w:rPr>
       </w:pPr>
       <w:r>
         <w:rPr>
           <w:rFonts w:eastAsiaTheme="minorEastAsia" w:cs="Arial"/>
           <w:b/>
+          <w:color w:val="002060"/>
         </w:rPr>
         <w:t>Définition</w:t>
       </w:r>
       <w:r>
         <w:rPr>
           <w:rFonts w:eastAsiaTheme="minorEastAsia" w:cs="Arial"/>
-        </w:rPr>
-        <w:t>.</w:t>
-      </w:r>
-      <w:r>
-        <w:rPr>
-          <w:rFonts w:eastAsiaTheme="minorEastAsia" w:cs="Arial"/>
-        </w:rPr>
-        <w:t xml:space="preserve">  On peut définir une fonction par un tableau de valeurs.</w:t>
-      </w:r>
-      <w:r>
-        <w:rPr>
-          <w:rFonts w:eastAsiaTheme="minorEastAsia" w:cs="Arial"/>
+          <w:color w:val="002060"/>
+        </w:rPr>
+        <w:t>.  On peut définir une fonction par un tableau de valeurs.</w:t>
+      </w:r>
+      <w:r>
+        <w:rPr>
+          <w:rFonts w:eastAsiaTheme="minorEastAsia" w:cs="Arial"/>
+          <w:color w:val="002060"/>
         </w:rPr>
         <w:br/>
       </w:r>
@@ -843,18 +946,21 @@
         <w:rPr>
           <w:rFonts w:eastAsiaTheme="minorEastAsia" w:cs="Arial"/>
           <w:b/>
+          <w:color w:val="002060"/>
         </w:rPr>
         <w:t>Exemple</w:t>
       </w:r>
       <w:r>
         <w:rPr>
           <w:rFonts w:eastAsiaTheme="minorEastAsia" w:cs="Arial"/>
+          <w:color w:val="002060"/>
         </w:rPr>
         <w:t xml:space="preserve">. </w:t>
       </w:r>
       <w:r>
         <w:rPr>
           <w:rFonts w:eastAsiaTheme="minorEastAsia" w:cs="Arial"/>
+          <w:color w:val="002060"/>
         </w:rPr>
         <w:t xml:space="preserve">Soit </w:t>
       </w:r>
@@ -862,6 +968,7 @@
         <m:r>
           <w:rPr>
             <w:rFonts w:ascii="Cambria Math" w:eastAsiaTheme="minorEastAsia" w:hAnsi="Cambria Math" w:cs="Arial"/>
+            <w:color w:val="002060"/>
           </w:rPr>
           <m:t>f</m:t>
         </m:r>
@@ -869,6 +976,7 @@
       <w:r>
         <w:rPr>
           <w:rFonts w:eastAsiaTheme="minorEastAsia" w:cs="Arial"/>
+          <w:color w:val="002060"/>
         </w:rPr>
         <w:t xml:space="preserve"> la fonction définie par :</w:t>
       </w:r>
@@ -898,6 +1006,7 @@
             <w:pPr>
               <w:rPr>
                 <w:rFonts w:eastAsiaTheme="minorEastAsia" w:cs="Arial"/>
+                <w:color w:val="002060"/>
               </w:rPr>
             </w:pPr>
             <m:oMathPara>
@@ -905,6 +1014,7 @@
                 <m:r>
                   <w:rPr>
                     <w:rFonts w:ascii="Cambria Math" w:eastAsiaTheme="minorEastAsia" w:hAnsi="Cambria Math" w:cs="Arial"/>
+                    <w:color w:val="002060"/>
                   </w:rPr>
                   <m:t>x</m:t>
                 </m:r>
@@ -920,6 +1030,7 @@
             <w:pPr>
               <w:rPr>
                 <w:rFonts w:eastAsiaTheme="minorEastAsia" w:cs="Arial"/>
+                <w:color w:val="002060"/>
               </w:rPr>
             </w:pPr>
             <m:oMathPara>
@@ -927,6 +1038,7 @@
                 <m:r>
                   <w:rPr>
                     <w:rFonts w:ascii="Cambria Math" w:eastAsiaTheme="minorEastAsia" w:hAnsi="Cambria Math" w:cs="Arial"/>
+                    <w:color w:val="002060"/>
                   </w:rPr>
                   <m:t>-3</m:t>
                 </m:r>
@@ -942,6 +1054,7 @@
             <w:pPr>
               <w:rPr>
                 <w:rFonts w:eastAsiaTheme="minorEastAsia" w:cs="Arial"/>
+                <w:color w:val="002060"/>
               </w:rPr>
             </w:pPr>
             <m:oMathPara>
@@ -949,6 +1062,7 @@
                 <m:r>
                   <w:rPr>
                     <w:rFonts w:ascii="Cambria Math" w:eastAsiaTheme="minorEastAsia" w:hAnsi="Cambria Math" w:cs="Arial"/>
+                    <w:color w:val="002060"/>
                   </w:rPr>
                   <m:t>-2</m:t>
                 </m:r>
@@ -964,6 +1078,7 @@
             <w:pPr>
               <w:rPr>
                 <w:rFonts w:eastAsiaTheme="minorEastAsia" w:cs="Arial"/>
+                <w:color w:val="002060"/>
               </w:rPr>
             </w:pPr>
             <m:oMathPara>
@@ -971,6 +1086,7 @@
                 <m:r>
                   <w:rPr>
                     <w:rFonts w:ascii="Cambria Math" w:eastAsiaTheme="minorEastAsia" w:hAnsi="Cambria Math" w:cs="Arial"/>
+                    <w:color w:val="002060"/>
                   </w:rPr>
                   <m:t>-1</m:t>
                 </m:r>
@@ -986,6 +1102,7 @@
             <w:pPr>
               <w:rPr>
                 <w:rFonts w:eastAsiaTheme="minorEastAsia" w:cs="Arial"/>
+                <w:color w:val="002060"/>
               </w:rPr>
             </w:pPr>
             <m:oMathPara>
@@ -993,6 +1110,7 @@
                 <m:r>
                   <w:rPr>
                     <w:rFonts w:ascii="Cambria Math" w:eastAsiaTheme="minorEastAsia" w:hAnsi="Cambria Math" w:cs="Arial"/>
+                    <w:color w:val="002060"/>
                   </w:rPr>
                   <m:t>0</m:t>
                 </m:r>
@@ -1008,6 +1126,7 @@
             <w:pPr>
               <w:rPr>
                 <w:rFonts w:eastAsiaTheme="minorEastAsia" w:cs="Arial"/>
+                <w:color w:val="002060"/>
               </w:rPr>
             </w:pPr>
             <m:oMathPara>
@@ -1015,6 +1134,7 @@
                 <m:r>
                   <w:rPr>
                     <w:rFonts w:ascii="Cambria Math" w:eastAsiaTheme="minorEastAsia" w:hAnsi="Cambria Math" w:cs="Arial"/>
+                    <w:color w:val="002060"/>
                   </w:rPr>
                   <m:t>1</m:t>
                 </m:r>
@@ -1030,6 +1150,7 @@
             <w:pPr>
               <w:rPr>
                 <w:rFonts w:eastAsiaTheme="minorEastAsia" w:cs="Arial"/>
+                <w:color w:val="002060"/>
               </w:rPr>
             </w:pPr>
             <m:oMathPara>
@@ -1037,6 +1158,7 @@
                 <m:r>
                   <w:rPr>
                     <w:rFonts w:ascii="Cambria Math" w:eastAsiaTheme="minorEastAsia" w:hAnsi="Cambria Math" w:cs="Arial"/>
+                    <w:color w:val="002060"/>
                   </w:rPr>
                   <m:t>2</m:t>
                 </m:r>
@@ -1052,6 +1174,7 @@
             <w:pPr>
               <w:rPr>
                 <w:rFonts w:eastAsiaTheme="minorEastAsia" w:cs="Arial"/>
+                <w:color w:val="002060"/>
               </w:rPr>
             </w:pPr>
             <m:oMathPara>
@@ -1059,6 +1182,7 @@
                 <m:r>
                   <w:rPr>
                     <w:rFonts w:ascii="Cambria Math" w:eastAsiaTheme="minorEastAsia" w:hAnsi="Cambria Math" w:cs="Arial"/>
+                    <w:color w:val="002060"/>
                   </w:rPr>
                   <m:t>3</m:t>
                 </m:r>
@@ -1076,6 +1200,7 @@
             <w:pPr>
               <w:rPr>
                 <w:rFonts w:eastAsiaTheme="minorEastAsia" w:cs="Arial"/>
+                <w:color w:val="002060"/>
               </w:rPr>
             </w:pPr>
             <m:oMathPara>
@@ -1083,6 +1208,7 @@
                 <m:r>
                   <w:rPr>
                     <w:rFonts w:ascii="Cambria Math" w:eastAsiaTheme="minorEastAsia" w:hAnsi="Cambria Math" w:cs="Arial"/>
+                    <w:color w:val="002060"/>
                   </w:rPr>
                   <m:t>f</m:t>
                 </m:r>
@@ -1092,6 +1218,7 @@
                       <w:rPr>
                         <w:rFonts w:ascii="Cambria Math" w:eastAsiaTheme="minorEastAsia" w:hAnsi="Cambria Math" w:cs="Arial"/>
                         <w:i/>
+                        <w:color w:val="002060"/>
                       </w:rPr>
                     </m:ctrlPr>
                   </m:dPr>
@@ -1099,6 +1226,7 @@
                     <m:r>
                       <w:rPr>
                         <w:rFonts w:ascii="Cambria Math" w:eastAsiaTheme="minorEastAsia" w:hAnsi="Cambria Math" w:cs="Arial"/>
+                        <w:color w:val="002060"/>
                       </w:rPr>
                       <m:t>x</m:t>
                     </m:r>
@@ -1116,6 +1244,7 @@
             <w:pPr>
               <w:rPr>
                 <w:rFonts w:eastAsiaTheme="minorEastAsia" w:cs="Arial"/>
+                <w:color w:val="002060"/>
               </w:rPr>
             </w:pPr>
             <m:oMathPara>
@@ -1123,6 +1252,7 @@
                 <m:r>
                   <w:rPr>
                     <w:rFonts w:ascii="Cambria Math" w:eastAsiaTheme="minorEastAsia" w:hAnsi="Cambria Math" w:cs="Arial"/>
+                    <w:color w:val="002060"/>
                   </w:rPr>
                   <m:t>-4</m:t>
                 </m:r>
@@ -1138,6 +1268,7 @@
             <w:pPr>
               <w:rPr>
                 <w:rFonts w:eastAsiaTheme="minorEastAsia" w:cs="Arial"/>
+                <w:color w:val="002060"/>
               </w:rPr>
             </w:pPr>
             <m:oMathPara>
@@ -1145,6 +1276,7 @@
                 <m:r>
                   <w:rPr>
                     <w:rFonts w:ascii="Cambria Math" w:eastAsiaTheme="minorEastAsia" w:hAnsi="Cambria Math" w:cs="Arial"/>
+                    <w:color w:val="002060"/>
                   </w:rPr>
                   <m:t>-1</m:t>
                 </m:r>
@@ -1160,6 +1292,7 @@
             <w:pPr>
               <w:rPr>
                 <w:rFonts w:eastAsiaTheme="minorEastAsia" w:cs="Arial"/>
+                <w:color w:val="002060"/>
               </w:rPr>
             </w:pPr>
             <m:oMathPara>
@@ -1167,6 +1300,7 @@
                 <m:r>
                   <w:rPr>
                     <w:rFonts w:ascii="Cambria Math" w:eastAsiaTheme="minorEastAsia" w:hAnsi="Cambria Math" w:cs="Arial"/>
+                    <w:color w:val="002060"/>
                   </w:rPr>
                   <m:t>2</m:t>
                 </m:r>
@@ -1182,6 +1316,7 @@
             <w:pPr>
               <w:rPr>
                 <w:rFonts w:eastAsiaTheme="minorEastAsia" w:cs="Arial"/>
+                <w:color w:val="002060"/>
               </w:rPr>
             </w:pPr>
             <m:oMathPara>
@@ -1189,6 +1324,7 @@
                 <m:r>
                   <w:rPr>
                     <w:rFonts w:ascii="Cambria Math" w:eastAsiaTheme="minorEastAsia" w:hAnsi="Cambria Math" w:cs="Arial"/>
+                    <w:color w:val="002060"/>
                   </w:rPr>
                   <m:t>5</m:t>
                 </m:r>
@@ -1204,6 +1340,7 @@
             <w:pPr>
               <w:rPr>
                 <w:rFonts w:eastAsiaTheme="minorEastAsia" w:cs="Arial"/>
+                <w:color w:val="002060"/>
               </w:rPr>
             </w:pPr>
             <m:oMathPara>
@@ -1211,6 +1348,7 @@
                 <m:r>
                   <w:rPr>
                     <w:rFonts w:ascii="Cambria Math" w:eastAsiaTheme="minorEastAsia" w:hAnsi="Cambria Math" w:cs="Arial"/>
+                    <w:color w:val="002060"/>
                   </w:rPr>
                   <m:t>8</m:t>
                 </m:r>
@@ -1226,6 +1364,7 @@
             <w:pPr>
               <w:rPr>
                 <w:rFonts w:eastAsiaTheme="minorEastAsia" w:cs="Arial"/>
+                <w:color w:val="002060"/>
               </w:rPr>
             </w:pPr>
             <m:oMathPara>
@@ -1233,6 +1372,7 @@
                 <m:r>
                   <w:rPr>
                     <w:rFonts w:ascii="Cambria Math" w:eastAsiaTheme="minorEastAsia" w:hAnsi="Cambria Math" w:cs="Arial"/>
+                    <w:color w:val="002060"/>
                   </w:rPr>
                   <m:t>11</m:t>
                 </m:r>
@@ -1248,6 +1388,7 @@
             <w:pPr>
               <w:rPr>
                 <w:rFonts w:eastAsiaTheme="minorEastAsia" w:cs="Arial"/>
+                <w:color w:val="002060"/>
               </w:rPr>
             </w:pPr>
             <m:oMathPara>
@@ -1255,6 +1396,7 @@
                 <m:r>
                   <w:rPr>
                     <w:rFonts w:ascii="Cambria Math" w:eastAsiaTheme="minorEastAsia" w:hAnsi="Cambria Math" w:cs="Arial"/>
+                    <w:color w:val="002060"/>
                   </w:rPr>
                   <m:t>14</m:t>
                 </m:r>
@@ -1268,11 +1410,13 @@
       <w:pPr>
         <w:rPr>
           <w:rFonts w:eastAsiaTheme="minorEastAsia" w:cs="Arial"/>
+          <w:color w:val="002060"/>
         </w:rPr>
       </w:pPr>
       <w:r>
         <w:rPr>
           <w:rFonts w:eastAsiaTheme="minorEastAsia" w:cs="Arial"/>
+          <w:color w:val="002060"/>
         </w:rPr>
         <w:t xml:space="preserve">Signifie que </w:t>
       </w:r>
@@ -1280,6 +1424,7 @@
         <m:r>
           <w:rPr>
             <w:rFonts w:ascii="Cambria Math" w:eastAsiaTheme="minorEastAsia" w:hAnsi="Cambria Math" w:cs="Arial"/>
+            <w:color w:val="002060"/>
           </w:rPr>
           <m:t>f:</m:t>
         </m:r>
@@ -1291,6 +1436,7 @@
               <w:rPr>
                 <w:rFonts w:ascii="Cambria Math" w:eastAsiaTheme="minorEastAsia" w:hAnsi="Cambria Math" w:cs="Arial"/>
                 <w:i/>
+                <w:color w:val="002060"/>
               </w:rPr>
             </m:ctrlPr>
           </m:dPr>
@@ -1298,6 +1444,7 @@
             <m:r>
               <w:rPr>
                 <w:rFonts w:ascii="Cambria Math" w:eastAsiaTheme="minorEastAsia" w:hAnsi="Cambria Math" w:cs="Arial"/>
+                <w:color w:val="002060"/>
               </w:rPr>
               <m:t>-3;-2;-1;0;1;2;3</m:t>
             </m:r>
@@ -1309,6 +1456,7 @@
           </m:rPr>
           <w:rPr>
             <w:rFonts w:ascii="Cambria Math" w:eastAsiaTheme="minorEastAsia" w:hAnsi="Cambria Math" w:cs="Arial"/>
+            <w:color w:val="002060"/>
           </w:rPr>
           <m:t>→R</m:t>
         </m:r>
@@ -1316,6 +1464,7 @@
       <w:r>
         <w:rPr>
           <w:rFonts w:eastAsiaTheme="minorEastAsia" w:cs="Arial"/>
+          <w:color w:val="002060"/>
         </w:rPr>
         <w:t xml:space="preserve"> et </w:t>
       </w:r>
@@ -1323,6 +1472,7 @@
         <m:r>
           <w:rPr>
             <w:rFonts w:ascii="Cambria Math" w:eastAsiaTheme="minorEastAsia" w:hAnsi="Cambria Math" w:cs="Arial"/>
+            <w:color w:val="002060"/>
           </w:rPr>
           <m:t>f</m:t>
         </m:r>
@@ -1332,6 +1482,7 @@
               <w:rPr>
                 <w:rFonts w:ascii="Cambria Math" w:eastAsiaTheme="minorEastAsia" w:hAnsi="Cambria Math" w:cs="Arial"/>
                 <w:i/>
+                <w:color w:val="002060"/>
               </w:rPr>
             </m:ctrlPr>
           </m:dPr>
@@ -1339,6 +1490,7 @@
             <m:r>
               <w:rPr>
                 <w:rFonts w:ascii="Cambria Math" w:eastAsiaTheme="minorEastAsia" w:hAnsi="Cambria Math" w:cs="Arial"/>
+                <w:color w:val="002060"/>
               </w:rPr>
               <m:t>-3</m:t>
             </m:r>
@@ -1347,6 +1499,7 @@
         <m:r>
           <w:rPr>
             <w:rFonts w:ascii="Cambria Math" w:eastAsiaTheme="minorEastAsia" w:hAnsi="Cambria Math" w:cs="Arial"/>
+            <w:color w:val="002060"/>
           </w:rPr>
           <m:t>=-4 </m:t>
         </m:r>
@@ -1354,6 +1507,7 @@
       <w:r>
         <w:rPr>
           <w:rFonts w:eastAsiaTheme="minorEastAsia" w:cs="Arial"/>
+          <w:color w:val="002060"/>
         </w:rPr>
         <w:t xml:space="preserve">; </w:t>
       </w:r>
@@ -1361,6 +1515,7 @@
         <m:r>
           <w:rPr>
             <w:rFonts w:ascii="Cambria Math" w:eastAsiaTheme="minorEastAsia" w:hAnsi="Cambria Math" w:cs="Arial"/>
+            <w:color w:val="002060"/>
           </w:rPr>
           <m:t>f</m:t>
         </m:r>
@@ -1370,6 +1525,7 @@
               <w:rPr>
                 <w:rFonts w:ascii="Cambria Math" w:eastAsiaTheme="minorEastAsia" w:hAnsi="Cambria Math" w:cs="Arial"/>
                 <w:i/>
+                <w:color w:val="002060"/>
               </w:rPr>
             </m:ctrlPr>
           </m:dPr>
@@ -1377,6 +1533,7 @@
             <m:r>
               <w:rPr>
                 <w:rFonts w:ascii="Cambria Math" w:eastAsiaTheme="minorEastAsia" w:hAnsi="Cambria Math" w:cs="Arial"/>
+                <w:color w:val="002060"/>
               </w:rPr>
               <m:t>-2</m:t>
             </m:r>
@@ -1385,6 +1542,7 @@
         <m:r>
           <w:rPr>
             <w:rFonts w:ascii="Cambria Math" w:eastAsiaTheme="minorEastAsia" w:hAnsi="Cambria Math" w:cs="Arial"/>
+            <w:color w:val="002060"/>
           </w:rPr>
           <m:t>=-1 </m:t>
         </m:r>
@@ -1392,6 +1550,7 @@
       <w:r>
         <w:rPr>
           <w:rFonts w:eastAsiaTheme="minorEastAsia" w:cs="Arial"/>
+          <w:color w:val="002060"/>
         </w:rPr>
         <w:t xml:space="preserve">; … ; </w:t>
       </w:r>
@@ -1399,6 +1558,7 @@
         <m:r>
           <w:rPr>
             <w:rFonts w:ascii="Cambria Math" w:eastAsiaTheme="minorEastAsia" w:hAnsi="Cambria Math" w:cs="Arial"/>
+            <w:color w:val="002060"/>
           </w:rPr>
           <m:t>f</m:t>
         </m:r>
@@ -1408,6 +1568,7 @@
               <w:rPr>
                 <w:rFonts w:ascii="Cambria Math" w:eastAsiaTheme="minorEastAsia" w:hAnsi="Cambria Math" w:cs="Arial"/>
                 <w:i/>
+                <w:color w:val="002060"/>
               </w:rPr>
             </m:ctrlPr>
           </m:dPr>
@@ -1415,6 +1576,7 @@
             <m:r>
               <w:rPr>
                 <w:rFonts w:ascii="Cambria Math" w:eastAsiaTheme="minorEastAsia" w:hAnsi="Cambria Math" w:cs="Arial"/>
+                <w:color w:val="002060"/>
               </w:rPr>
               <m:t>2</m:t>
             </m:r>
@@ -1423,6 +1585,7 @@
         <m:r>
           <w:rPr>
             <w:rFonts w:ascii="Cambria Math" w:eastAsiaTheme="minorEastAsia" w:hAnsi="Cambria Math" w:cs="Arial"/>
+            <w:color w:val="002060"/>
           </w:rPr>
           <m:t>=11 </m:t>
         </m:r>
@@ -1430,12 +1593,14 @@
       <w:r>
         <w:rPr>
           <w:rFonts w:eastAsiaTheme="minorEastAsia" w:cs="Arial"/>
+          <w:color w:val="002060"/>
         </w:rPr>
         <w:t>;</w:t>
       </w:r>
       <w:r>
         <w:rPr>
           <w:rFonts w:eastAsiaTheme="minorEastAsia" w:cs="Arial"/>
+          <w:color w:val="002060"/>
         </w:rPr>
         <w:t xml:space="preserve"> </w:t>
       </w:r>
@@ -1443,6 +1608,7 @@
         <m:r>
           <w:rPr>
             <w:rFonts w:ascii="Cambria Math" w:eastAsiaTheme="minorEastAsia" w:hAnsi="Cambria Math" w:cs="Arial"/>
+            <w:color w:val="002060"/>
           </w:rPr>
           <m:t>f</m:t>
         </m:r>
@@ -1452,6 +1618,7 @@
               <w:rPr>
                 <w:rFonts w:ascii="Cambria Math" w:eastAsiaTheme="minorEastAsia" w:hAnsi="Cambria Math" w:cs="Arial"/>
                 <w:i/>
+                <w:color w:val="002060"/>
               </w:rPr>
             </m:ctrlPr>
           </m:dPr>
@@ -1459,6 +1626,7 @@
             <m:r>
               <w:rPr>
                 <w:rFonts w:ascii="Cambria Math" w:eastAsiaTheme="minorEastAsia" w:hAnsi="Cambria Math" w:cs="Arial"/>
+                <w:color w:val="002060"/>
               </w:rPr>
               <m:t>3</m:t>
             </m:r>
@@ -1467,6 +1635,7 @@
         <m:r>
           <w:rPr>
             <w:rFonts w:ascii="Cambria Math" w:eastAsiaTheme="minorEastAsia" w:hAnsi="Cambria Math" w:cs="Arial"/>
+            <w:color w:val="002060"/>
           </w:rPr>
           <m:t>=14</m:t>
         </m:r>
@@ -1476,37 +1645,36 @@
       <w:pPr>
         <w:rPr>
           <w:rFonts w:eastAsiaTheme="minorEastAsia" w:cs="Arial"/>
+          <w:color w:val="002060"/>
         </w:rPr>
       </w:pPr>
       <w:r>
         <w:rPr>
           <w:rFonts w:eastAsiaTheme="minorEastAsia" w:cs="Arial"/>
           <w:b/>
+          <w:color w:val="002060"/>
         </w:rPr>
         <w:t>Définition</w:t>
       </w:r>
       <w:r>
         <w:rPr>
           <w:rFonts w:eastAsiaTheme="minorEastAsia" w:cs="Arial"/>
-        </w:rPr>
-        <w:t>.</w:t>
-      </w:r>
-      <w:r>
-        <w:rPr>
-          <w:rFonts w:eastAsiaTheme="minorEastAsia" w:cs="Arial"/>
-        </w:rPr>
-        <w:t xml:space="preserve">  </w:t>
+          <w:color w:val="002060"/>
+        </w:rPr>
+        <w:t xml:space="preserve">.  </w:t>
       </w:r>
       <w:r>
         <w:rPr>
           <w:rFonts w:eastAsiaTheme="minorEastAsia" w:cs="Arial"/>
           <w:b/>
+          <w:color w:val="002060"/>
         </w:rPr>
         <w:t>L’expression algébrique d’une fonction</w:t>
       </w:r>
       <w:r>
         <w:rPr>
           <w:rFonts w:eastAsiaTheme="minorEastAsia" w:cs="Arial"/>
+          <w:color w:val="002060"/>
         </w:rPr>
         <w:t xml:space="preserve"> donne directement </w:t>
       </w:r>
@@ -1514,6 +1682,7 @@
         <m:r>
           <w:rPr>
             <w:rFonts w:ascii="Cambria Math" w:eastAsiaTheme="minorEastAsia" w:hAnsi="Cambria Math" w:cs="Arial"/>
+            <w:color w:val="002060"/>
           </w:rPr>
           <m:t>f</m:t>
         </m:r>
@@ -1523,6 +1692,7 @@
               <w:rPr>
                 <w:rFonts w:ascii="Cambria Math" w:eastAsiaTheme="minorEastAsia" w:hAnsi="Cambria Math" w:cs="Arial"/>
                 <w:i/>
+                <w:color w:val="002060"/>
               </w:rPr>
             </m:ctrlPr>
           </m:dPr>
@@ -1530,6 +1700,7 @@
             <m:r>
               <w:rPr>
                 <w:rFonts w:ascii="Cambria Math" w:eastAsiaTheme="minorEastAsia" w:hAnsi="Cambria Math" w:cs="Arial"/>
+                <w:color w:val="002060"/>
               </w:rPr>
               <m:t>x</m:t>
             </m:r>
@@ -1539,6 +1710,7 @@
       <w:r>
         <w:rPr>
           <w:rFonts w:eastAsiaTheme="minorEastAsia" w:cs="Arial"/>
+          <w:color w:val="002060"/>
         </w:rPr>
         <w:t xml:space="preserve"> en fonction de la variable </w:t>
       </w:r>
@@ -1546,6 +1718,7 @@
         <m:r>
           <w:rPr>
             <w:rFonts w:ascii="Cambria Math" w:eastAsiaTheme="minorEastAsia" w:hAnsi="Cambria Math" w:cs="Arial"/>
+            <w:color w:val="002060"/>
           </w:rPr>
           <m:t>x</m:t>
         </m:r>
@@ -1553,12 +1726,14 @@
       <w:r>
         <w:rPr>
           <w:rFonts w:eastAsiaTheme="minorEastAsia" w:cs="Arial"/>
+          <w:color w:val="002060"/>
         </w:rPr>
         <w:t>.</w:t>
       </w:r>
       <w:r>
         <w:rPr>
           <w:rFonts w:eastAsiaTheme="minorEastAsia" w:cs="Arial"/>
+          <w:color w:val="002060"/>
         </w:rPr>
         <w:br/>
       </w:r>
@@ -1566,42 +1741,49 @@
         <w:rPr>
           <w:rFonts w:eastAsiaTheme="minorEastAsia" w:cs="Arial"/>
           <w:b/>
+          <w:color w:val="002060"/>
         </w:rPr>
         <w:t>Exemple</w:t>
       </w:r>
       <w:r>
         <w:rPr>
           <w:rFonts w:eastAsiaTheme="minorEastAsia" w:cs="Arial"/>
+          <w:color w:val="002060"/>
         </w:rPr>
         <w:t xml:space="preserve">. </w:t>
       </w:r>
       <w:r>
         <w:rPr>
           <w:rFonts w:eastAsiaTheme="minorEastAsia" w:cs="Arial"/>
+          <w:color w:val="002060"/>
         </w:rPr>
         <w:t>Voici des exemples de définitions de fonctions</w:t>
       </w:r>
       <w:r>
         <w:rPr>
           <w:rFonts w:eastAsiaTheme="minorEastAsia" w:cs="Arial"/>
+          <w:color w:val="002060"/>
         </w:rPr>
         <w:t> :</w:t>
       </w:r>
       <w:r>
         <w:rPr>
           <w:rFonts w:eastAsiaTheme="minorEastAsia" w:cs="Arial"/>
+          <w:color w:val="002060"/>
         </w:rPr>
         <w:br/>
       </w:r>
       <w:r>
         <w:rPr>
           <w:rFonts w:eastAsiaTheme="minorEastAsia" w:cs="Arial"/>
+          <w:color w:val="002060"/>
         </w:rPr>
         <w:t xml:space="preserve">- </w:t>
       </w:r>
       <w:r>
         <w:rPr>
           <w:rFonts w:eastAsiaTheme="minorEastAsia" w:cs="Arial"/>
+          <w:color w:val="002060"/>
         </w:rPr>
         <w:t xml:space="preserve">Soit </w:t>
       </w:r>
@@ -1609,6 +1791,7 @@
         <m:r>
           <w:rPr>
             <w:rFonts w:ascii="Cambria Math" w:eastAsiaTheme="minorEastAsia" w:hAnsi="Cambria Math" w:cs="Arial"/>
+            <w:color w:val="002060"/>
           </w:rPr>
           <m:t>g</m:t>
         </m:r>
@@ -1616,6 +1799,7 @@
       <w:r>
         <w:rPr>
           <w:rFonts w:eastAsiaTheme="minorEastAsia" w:cs="Arial"/>
+          <w:color w:val="002060"/>
         </w:rPr>
         <w:t xml:space="preserve"> la fonction définie sur </w:t>
       </w:r>
@@ -1626,6 +1810,7 @@
           </m:rPr>
           <w:rPr>
             <w:rFonts w:ascii="Cambria Math" w:eastAsiaTheme="minorEastAsia" w:hAnsi="Cambria Math" w:cs="Arial"/>
+            <w:color w:val="002060"/>
           </w:rPr>
           <m:t>R</m:t>
         </m:r>
@@ -1633,6 +1818,7 @@
       <w:r>
         <w:rPr>
           <w:rFonts w:eastAsiaTheme="minorEastAsia" w:cs="Arial"/>
+          <w:color w:val="002060"/>
         </w:rPr>
         <w:t xml:space="preserve"> à valeurs dans </w:t>
       </w:r>
@@ -1643,6 +1829,7 @@
           </m:rPr>
           <w:rPr>
             <w:rFonts w:ascii="Cambria Math" w:eastAsiaTheme="minorEastAsia" w:hAnsi="Cambria Math" w:cs="Arial"/>
+            <w:color w:val="002060"/>
           </w:rPr>
           <m:t>R</m:t>
         </m:r>
@@ -1650,24 +1837,28 @@
       <w:r>
         <w:rPr>
           <w:rFonts w:eastAsiaTheme="minorEastAsia" w:cs="Arial"/>
+          <w:color w:val="002060"/>
         </w:rPr>
         <w:t>,</w:t>
       </w:r>
       <w:r>
         <w:rPr>
           <w:rFonts w:eastAsiaTheme="minorEastAsia" w:cs="Arial"/>
+          <w:color w:val="002060"/>
         </w:rPr>
         <w:t xml:space="preserve"> </w:t>
       </w:r>
       <w:r>
         <w:rPr>
           <w:rFonts w:eastAsiaTheme="minorEastAsia" w:cs="Arial"/>
+          <w:color w:val="002060"/>
         </w:rPr>
         <w:t>telle que</w:t>
       </w:r>
       <w:r>
         <w:rPr>
           <w:rFonts w:eastAsiaTheme="minorEastAsia" w:cs="Arial"/>
+          <w:color w:val="002060"/>
         </w:rPr>
         <w:t xml:space="preserve"> pour tout </w:t>
       </w:r>
@@ -1675,6 +1866,7 @@
         <m:r>
           <w:rPr>
             <w:rFonts w:ascii="Cambria Math" w:eastAsiaTheme="minorEastAsia" w:hAnsi="Cambria Math" w:cs="Arial"/>
+            <w:color w:val="002060"/>
           </w:rPr>
           <m:t>x</m:t>
         </m:r>
@@ -1684,6 +1876,7 @@
           </m:rPr>
           <w:rPr>
             <w:rFonts w:ascii="Cambria Math" w:eastAsiaTheme="minorEastAsia" w:hAnsi="Cambria Math" w:cs="Arial"/>
+            <w:color w:val="002060"/>
           </w:rPr>
           <m:t>∈R</m:t>
         </m:r>
@@ -1691,6 +1884,7 @@
       <w:r>
         <w:rPr>
           <w:rFonts w:eastAsiaTheme="minorEastAsia" w:cs="Arial"/>
+          <w:color w:val="002060"/>
         </w:rPr>
         <w:t xml:space="preserve">, </w:t>
       </w:r>
@@ -1698,6 +1892,7 @@
         <m:r>
           <w:rPr>
             <w:rFonts w:ascii="Cambria Math" w:eastAsiaTheme="minorEastAsia" w:hAnsi="Cambria Math" w:cs="Arial"/>
+            <w:color w:val="002060"/>
           </w:rPr>
           <m:t>g</m:t>
         </m:r>
@@ -1707,6 +1902,7 @@
               <w:rPr>
                 <w:rFonts w:ascii="Cambria Math" w:eastAsiaTheme="minorEastAsia" w:hAnsi="Cambria Math" w:cs="Arial"/>
                 <w:i/>
+                <w:color w:val="002060"/>
               </w:rPr>
             </m:ctrlPr>
           </m:dPr>
@@ -1714,6 +1910,7 @@
             <m:r>
               <w:rPr>
                 <w:rFonts w:ascii="Cambria Math" w:eastAsiaTheme="minorEastAsia" w:hAnsi="Cambria Math" w:cs="Arial"/>
+                <w:color w:val="002060"/>
               </w:rPr>
               <m:t>x</m:t>
             </m:r>
@@ -1722,6 +1919,7 @@
         <m:r>
           <w:rPr>
             <w:rFonts w:ascii="Cambria Math" w:eastAsiaTheme="minorEastAsia" w:hAnsi="Cambria Math" w:cs="Arial"/>
+            <w:color w:val="002060"/>
           </w:rPr>
           <m:t>=</m:t>
         </m:r>
@@ -1731,6 +1929,7 @@
               <w:rPr>
                 <w:rFonts w:ascii="Cambria Math" w:eastAsiaTheme="minorEastAsia" w:hAnsi="Cambria Math" w:cs="Arial"/>
                 <w:i/>
+                <w:color w:val="002060"/>
               </w:rPr>
             </m:ctrlPr>
           </m:sSupPr>
@@ -1741,6 +1940,7 @@
                   <w:rPr>
                     <w:rFonts w:ascii="Cambria Math" w:eastAsiaTheme="minorEastAsia" w:hAnsi="Cambria Math" w:cs="Arial"/>
                     <w:i/>
+                    <w:color w:val="002060"/>
                   </w:rPr>
                 </m:ctrlPr>
               </m:dPr>
@@ -1748,6 +1948,7 @@
                 <m:r>
                   <w:rPr>
                     <w:rFonts w:ascii="Cambria Math" w:eastAsiaTheme="minorEastAsia" w:hAnsi="Cambria Math" w:cs="Arial"/>
+                    <w:color w:val="002060"/>
                   </w:rPr>
                   <m:t>x-6</m:t>
                 </m:r>
@@ -1758,6 +1959,7 @@
             <m:r>
               <w:rPr>
                 <w:rFonts w:ascii="Cambria Math" w:eastAsiaTheme="minorEastAsia" w:hAnsi="Cambria Math" w:cs="Arial"/>
+                <w:color w:val="002060"/>
               </w:rPr>
               <m:t>2</m:t>
             </m:r>
@@ -1767,18 +1969,21 @@
       <w:r>
         <w:rPr>
           <w:rFonts w:eastAsiaTheme="minorEastAsia" w:cs="Arial"/>
+          <w:color w:val="002060"/>
         </w:rPr>
         <w:br/>
       </w:r>
       <w:r>
         <w:rPr>
           <w:rFonts w:eastAsiaTheme="minorEastAsia" w:cs="Arial"/>
+          <w:color w:val="002060"/>
         </w:rPr>
         <w:t xml:space="preserve">- </w:t>
       </w:r>
       <w:r>
         <w:rPr>
           <w:rFonts w:eastAsiaTheme="minorEastAsia" w:cs="Arial"/>
+          <w:color w:val="002060"/>
         </w:rPr>
         <w:t xml:space="preserve">Soit </w:t>
       </w:r>
@@ -1786,6 +1991,7 @@
         <m:r>
           <w:rPr>
             <w:rFonts w:ascii="Cambria Math" w:eastAsiaTheme="minorEastAsia" w:hAnsi="Cambria Math" w:cs="Arial"/>
+            <w:color w:val="002060"/>
           </w:rPr>
           <m:t>g</m:t>
         </m:r>
@@ -1795,12 +2001,14 @@
           </m:rPr>
           <w:rPr>
             <w:rFonts w:ascii="Cambria Math" w:eastAsiaTheme="minorEastAsia" w:hAnsi="Cambria Math" w:cs="Arial"/>
+            <w:color w:val="002060"/>
           </w:rPr>
           <m:t> :R→R:</m:t>
         </m:r>
         <m:r>
           <w:rPr>
             <w:rFonts w:ascii="Cambria Math" w:eastAsiaTheme="minorEastAsia" w:hAnsi="Cambria Math" w:cs="Arial"/>
+            <w:color w:val="002060"/>
           </w:rPr>
           <m:t>x↦</m:t>
         </m:r>
@@ -1810,6 +2018,7 @@
               <w:rPr>
                 <w:rFonts w:ascii="Cambria Math" w:eastAsiaTheme="minorEastAsia" w:hAnsi="Cambria Math" w:cs="Arial"/>
                 <w:i/>
+                <w:color w:val="002060"/>
               </w:rPr>
             </m:ctrlPr>
           </m:sSupPr>
@@ -1820,6 +2029,7 @@
                   <w:rPr>
                     <w:rFonts w:ascii="Cambria Math" w:eastAsiaTheme="minorEastAsia" w:hAnsi="Cambria Math" w:cs="Arial"/>
                     <w:i/>
+                    <w:color w:val="002060"/>
                   </w:rPr>
                 </m:ctrlPr>
               </m:dPr>
@@ -1827,6 +2037,7 @@
                 <m:r>
                   <w:rPr>
                     <w:rFonts w:ascii="Cambria Math" w:eastAsiaTheme="minorEastAsia" w:hAnsi="Cambria Math" w:cs="Arial"/>
+                    <w:color w:val="002060"/>
                   </w:rPr>
                   <m:t>x-6</m:t>
                 </m:r>
@@ -1837,6 +2048,7 @@
             <m:r>
               <w:rPr>
                 <w:rFonts w:ascii="Cambria Math" w:eastAsiaTheme="minorEastAsia" w:hAnsi="Cambria Math" w:cs="Arial"/>
+                <w:color w:val="002060"/>
               </w:rPr>
               <m:t>2</m:t>
             </m:r>
@@ -1846,6 +2058,7 @@
       <w:r>
         <w:rPr>
           <w:rFonts w:eastAsiaTheme="minorEastAsia" w:cs="Arial"/>
+          <w:color w:val="002060"/>
         </w:rPr>
         <w:br/>
       </w:r>
@@ -1853,12 +2066,14 @@
         <w:rPr>
           <w:rFonts w:eastAsiaTheme="minorEastAsia" w:cs="Arial"/>
           <w:b/>
+          <w:color w:val="002060"/>
         </w:rPr>
         <w:t>Remarque</w:t>
       </w:r>
       <w:r>
         <w:rPr>
           <w:rFonts w:eastAsiaTheme="minorEastAsia" w:cs="Arial"/>
+          <w:color w:val="002060"/>
         </w:rPr>
         <w:t>. Il est courant de ne pas préciser l’ensemble d’arrivée car on considère qu’il est évident (</w:t>
       </w:r>
@@ -1869,6 +2084,7 @@
           </m:rPr>
           <w:rPr>
             <w:rFonts w:ascii="Cambria Math" w:eastAsiaTheme="minorEastAsia" w:hAnsi="Cambria Math" w:cs="Arial"/>
+            <w:color w:val="002060"/>
           </w:rPr>
           <m:t>R</m:t>
         </m:r>
@@ -1876,12 +2092,14 @@
       <w:r>
         <w:rPr>
           <w:rFonts w:eastAsiaTheme="minorEastAsia" w:cs="Arial"/>
+          <w:color w:val="002060"/>
         </w:rPr>
         <w:t>).</w:t>
       </w:r>
       <w:r>
         <w:rPr>
           <w:rFonts w:eastAsiaTheme="minorEastAsia" w:cs="Arial"/>
+          <w:color w:val="002060"/>
         </w:rPr>
         <w:br/>
       </w:r>
@@ -1889,12 +2107,14 @@
         <w:rPr>
           <w:rFonts w:eastAsiaTheme="minorEastAsia" w:cs="Arial"/>
           <w:b/>
+          <w:color w:val="002060"/>
         </w:rPr>
         <w:t>Remarque</w:t>
       </w:r>
       <w:r>
         <w:rPr>
           <w:rFonts w:eastAsiaTheme="minorEastAsia" w:cs="Arial"/>
+          <w:color w:val="002060"/>
         </w:rPr>
         <w:t xml:space="preserve">. Il est courant de ne pas préciser l’ensemble de définition de </w:t>
       </w:r>
@@ -1902,6 +2122,7 @@
         <m:r>
           <w:rPr>
             <w:rFonts w:ascii="Cambria Math" w:eastAsiaTheme="minorEastAsia" w:hAnsi="Cambria Math" w:cs="Arial"/>
+            <w:color w:val="002060"/>
           </w:rPr>
           <m:t>f</m:t>
         </m:r>
@@ -1909,12 +2130,14 @@
       <w:r>
         <w:rPr>
           <w:rFonts w:eastAsiaTheme="minorEastAsia" w:cs="Arial"/>
+          <w:color w:val="002060"/>
         </w:rPr>
         <w:t>, auquel cas il faut</w:t>
       </w:r>
       <w:r>
         <w:rPr>
           <w:rFonts w:eastAsiaTheme="minorEastAsia" w:cs="Arial"/>
+          <w:color w:val="002060"/>
         </w:rPr>
         <w:t xml:space="preserve"> chercher l’ensemble le plus grand possible pour lequel l’expression algébrique de </w:t>
       </w:r>
@@ -1922,6 +2145,7 @@
         <m:r>
           <w:rPr>
             <w:rFonts w:ascii="Cambria Math" w:eastAsiaTheme="minorEastAsia" w:hAnsi="Cambria Math" w:cs="Arial"/>
+            <w:color w:val="002060"/>
           </w:rPr>
           <m:t>f</m:t>
         </m:r>
@@ -1929,24 +2153,28 @@
       <w:r>
         <w:rPr>
           <w:rFonts w:eastAsiaTheme="minorEastAsia" w:cs="Arial"/>
+          <w:color w:val="002060"/>
         </w:rPr>
         <w:t xml:space="preserve"> a un sens</w:t>
       </w:r>
       <w:r>
         <w:rPr>
           <w:rFonts w:eastAsiaTheme="minorEastAsia" w:cs="Arial"/>
+          <w:color w:val="002060"/>
         </w:rPr>
         <w:t xml:space="preserve"> dans le contexte</w:t>
       </w:r>
       <w:r>
         <w:rPr>
           <w:rFonts w:eastAsiaTheme="minorEastAsia" w:cs="Arial"/>
+          <w:color w:val="002060"/>
         </w:rPr>
         <w:t>.</w:t>
       </w:r>
       <w:r>
         <w:rPr>
           <w:rFonts w:eastAsiaTheme="minorEastAsia" w:cs="Arial"/>
+          <w:color w:val="002060"/>
         </w:rPr>
         <w:br/>
       </w:r>
@@ -1954,18 +2182,21 @@
         <w:rPr>
           <w:rFonts w:eastAsiaTheme="minorEastAsia" w:cs="Arial"/>
           <w:b/>
+          <w:color w:val="002060"/>
         </w:rPr>
         <w:t>Exemple</w:t>
       </w:r>
       <w:r>
         <w:rPr>
           <w:rFonts w:eastAsiaTheme="minorEastAsia" w:cs="Arial"/>
+          <w:color w:val="002060"/>
         </w:rPr>
         <w:t xml:space="preserve">. </w:t>
       </w:r>
       <w:r>
         <w:rPr>
           <w:rFonts w:eastAsiaTheme="minorEastAsia" w:cs="Arial"/>
+          <w:color w:val="002060"/>
         </w:rPr>
         <w:t xml:space="preserve">Soit </w:t>
       </w:r>
@@ -1973,6 +2204,7 @@
         <m:r>
           <w:rPr>
             <w:rFonts w:ascii="Cambria Math" w:eastAsiaTheme="minorEastAsia" w:hAnsi="Cambria Math" w:cs="Arial"/>
+            <w:color w:val="002060"/>
           </w:rPr>
           <m:t>g</m:t>
         </m:r>
@@ -1980,6 +2212,7 @@
       <w:r>
         <w:rPr>
           <w:rFonts w:eastAsiaTheme="minorEastAsia" w:cs="Arial"/>
+          <w:color w:val="002060"/>
         </w:rPr>
         <w:t xml:space="preserve"> la fonction définie sur </w:t>
       </w:r>
@@ -1990,6 +2223,7 @@
           </m:rPr>
           <w:rPr>
             <w:rFonts w:ascii="Cambria Math" w:eastAsiaTheme="minorEastAsia" w:hAnsi="Cambria Math" w:cs="Arial"/>
+            <w:color w:val="002060"/>
           </w:rPr>
           <m:t>R</m:t>
         </m:r>
@@ -1997,18 +2231,21 @@
       <w:r>
         <w:rPr>
           <w:rFonts w:eastAsiaTheme="minorEastAsia" w:cs="Arial"/>
+          <w:color w:val="002060"/>
         </w:rPr>
         <w:t xml:space="preserve"> </w:t>
       </w:r>
       <w:r>
         <w:rPr>
           <w:rFonts w:eastAsiaTheme="minorEastAsia" w:cs="Arial"/>
+          <w:color w:val="002060"/>
         </w:rPr>
         <w:t xml:space="preserve">par </w:t>
       </w:r>
       <w:r>
         <w:rPr>
           <w:rFonts w:eastAsiaTheme="minorEastAsia" w:cs="Arial"/>
+          <w:color w:val="002060"/>
         </w:rPr>
         <w:t xml:space="preserve">pour tout </w:t>
       </w:r>
@@ -2016,6 +2253,7 @@
         <m:r>
           <w:rPr>
             <w:rFonts w:ascii="Cambria Math" w:eastAsiaTheme="minorEastAsia" w:hAnsi="Cambria Math" w:cs="Arial"/>
+            <w:color w:val="002060"/>
           </w:rPr>
           <m:t>x</m:t>
         </m:r>
@@ -2025,6 +2263,7 @@
           </m:rPr>
           <w:rPr>
             <w:rFonts w:ascii="Cambria Math" w:eastAsiaTheme="minorEastAsia" w:hAnsi="Cambria Math" w:cs="Arial"/>
+            <w:color w:val="002060"/>
           </w:rPr>
           <m:t>∈R</m:t>
         </m:r>
@@ -2032,6 +2271,7 @@
       <w:r>
         <w:rPr>
           <w:rFonts w:eastAsiaTheme="minorEastAsia" w:cs="Arial"/>
+          <w:color w:val="002060"/>
         </w:rPr>
         <w:t xml:space="preserve">, </w:t>
       </w:r>
@@ -2039,6 +2279,7 @@
         <m:r>
           <w:rPr>
             <w:rFonts w:ascii="Cambria Math" w:eastAsiaTheme="minorEastAsia" w:hAnsi="Cambria Math" w:cs="Arial"/>
+            <w:color w:val="002060"/>
           </w:rPr>
           <m:t>g</m:t>
         </m:r>
@@ -2048,6 +2289,7 @@
               <w:rPr>
                 <w:rFonts w:ascii="Cambria Math" w:eastAsiaTheme="minorEastAsia" w:hAnsi="Cambria Math" w:cs="Arial"/>
                 <w:i/>
+                <w:color w:val="002060"/>
               </w:rPr>
             </m:ctrlPr>
           </m:dPr>
@@ -2055,6 +2297,7 @@
             <m:r>
               <w:rPr>
                 <w:rFonts w:ascii="Cambria Math" w:eastAsiaTheme="minorEastAsia" w:hAnsi="Cambria Math" w:cs="Arial"/>
+                <w:color w:val="002060"/>
               </w:rPr>
               <m:t>x</m:t>
             </m:r>
@@ -2063,6 +2306,7 @@
         <m:r>
           <w:rPr>
             <w:rFonts w:ascii="Cambria Math" w:eastAsiaTheme="minorEastAsia" w:hAnsi="Cambria Math" w:cs="Arial"/>
+            <w:color w:val="002060"/>
           </w:rPr>
           <m:t>=x-4</m:t>
         </m:r>
@@ -2070,12 +2314,14 @@
       <w:r>
         <w:rPr>
           <w:rFonts w:eastAsiaTheme="minorEastAsia" w:cs="Arial"/>
+          <w:color w:val="002060"/>
         </w:rPr>
         <w:t>.</w:t>
       </w:r>
       <w:r>
         <w:rPr>
           <w:rFonts w:eastAsiaTheme="minorEastAsia" w:cs="Arial"/>
+          <w:color w:val="002060"/>
         </w:rPr>
         <w:br/>
         <w:t>Il faut comprendre </w:t>
@@ -2083,6 +2329,7 @@
       <w:r>
         <w:rPr>
           <w:rFonts w:eastAsiaTheme="minorEastAsia" w:cs="Arial"/>
+          <w:color w:val="002060"/>
         </w:rPr>
         <w:t xml:space="preserve">que </w:t>
       </w:r>
@@ -2090,6 +2337,7 @@
         <m:r>
           <w:rPr>
             <w:rFonts w:ascii="Cambria Math" w:eastAsiaTheme="minorEastAsia" w:hAnsi="Cambria Math" w:cs="Arial"/>
+            <w:color w:val="002060"/>
           </w:rPr>
           <m:t>g</m:t>
         </m:r>
@@ -2097,6 +2345,7 @@
       <w:r>
         <w:rPr>
           <w:rFonts w:eastAsiaTheme="minorEastAsia" w:cs="Arial"/>
+          <w:color w:val="002060"/>
         </w:rPr>
         <w:t xml:space="preserve"> est à valeurs dans </w:t>
       </w:r>
@@ -2107,6 +2356,7 @@
           </m:rPr>
           <w:rPr>
             <w:rFonts w:ascii="Cambria Math" w:eastAsiaTheme="minorEastAsia" w:hAnsi="Cambria Math" w:cs="Arial"/>
+            <w:color w:val="002060"/>
           </w:rPr>
           <m:t>R</m:t>
         </m:r>
@@ -2114,30 +2364,35 @@
       <w:r>
         <w:rPr>
           <w:rFonts w:eastAsiaTheme="minorEastAsia" w:cs="Arial"/>
+          <w:color w:val="002060"/>
         </w:rPr>
         <w:t xml:space="preserve"> donc la définition </w:t>
       </w:r>
       <w:r>
         <w:rPr>
           <w:rFonts w:eastAsiaTheme="minorEastAsia" w:cs="Arial"/>
+          <w:color w:val="002060"/>
         </w:rPr>
         <w:t>signifie :</w:t>
       </w:r>
       <w:r>
         <w:rPr>
           <w:rFonts w:eastAsiaTheme="minorEastAsia" w:cs="Arial"/>
+          <w:color w:val="002060"/>
         </w:rPr>
         <w:t xml:space="preserve"> </w:t>
       </w:r>
       <w:r>
         <w:rPr>
           <w:rFonts w:eastAsiaTheme="minorEastAsia" w:cs="Arial"/>
+          <w:color w:val="002060"/>
         </w:rPr>
         <w:t xml:space="preserve"> </w:t>
       </w:r>
       <w:r>
         <w:rPr>
           <w:rFonts w:eastAsiaTheme="minorEastAsia" w:cs="Arial"/>
+          <w:color w:val="002060"/>
         </w:rPr>
         <w:t xml:space="preserve">Soit </w:t>
       </w:r>
@@ -2145,6 +2400,7 @@
         <m:r>
           <w:rPr>
             <w:rFonts w:ascii="Cambria Math" w:eastAsiaTheme="minorEastAsia" w:hAnsi="Cambria Math" w:cs="Arial"/>
+            <w:color w:val="002060"/>
           </w:rPr>
           <m:t>g</m:t>
         </m:r>
@@ -2154,12 +2410,14 @@
           </m:rPr>
           <w:rPr>
             <w:rFonts w:ascii="Cambria Math" w:eastAsiaTheme="minorEastAsia" w:hAnsi="Cambria Math" w:cs="Arial"/>
+            <w:color w:val="002060"/>
           </w:rPr>
           <m:t> :R→R:</m:t>
         </m:r>
         <m:r>
           <w:rPr>
             <w:rFonts w:ascii="Cambria Math" w:eastAsiaTheme="minorEastAsia" w:hAnsi="Cambria Math" w:cs="Arial"/>
+            <w:color w:val="002060"/>
           </w:rPr>
           <m:t>x↦x-4</m:t>
         </m:r>
@@ -2167,12 +2425,14 @@
       <w:r>
         <w:rPr>
           <w:rFonts w:eastAsiaTheme="minorEastAsia" w:cs="Arial"/>
+          <w:color w:val="002060"/>
         </w:rPr>
         <w:t>.</w:t>
       </w:r>
       <w:r>
         <w:rPr>
           <w:rFonts w:eastAsiaTheme="minorEastAsia" w:cs="Arial"/>
+          <w:color w:val="002060"/>
         </w:rPr>
         <w:br/>
       </w:r>
@@ -2180,18 +2440,21 @@
         <w:rPr>
           <w:rFonts w:eastAsiaTheme="minorEastAsia" w:cs="Arial"/>
           <w:b/>
+          <w:color w:val="002060"/>
         </w:rPr>
         <w:t>Exemple</w:t>
       </w:r>
       <w:r>
         <w:rPr>
           <w:rFonts w:eastAsiaTheme="minorEastAsia" w:cs="Arial"/>
+          <w:color w:val="002060"/>
         </w:rPr>
         <w:t xml:space="preserve">. </w:t>
       </w:r>
       <w:r>
         <w:rPr>
           <w:rFonts w:eastAsiaTheme="minorEastAsia" w:cs="Arial"/>
+          <w:color w:val="002060"/>
         </w:rPr>
         <w:t xml:space="preserve">Soit </w:t>
       </w:r>
@@ -2199,6 +2462,7 @@
         <m:r>
           <w:rPr>
             <w:rFonts w:ascii="Cambria Math" w:eastAsiaTheme="minorEastAsia" w:hAnsi="Cambria Math" w:cs="Arial"/>
+            <w:color w:val="002060"/>
           </w:rPr>
           <m:t>f</m:t>
         </m:r>
@@ -2206,6 +2470,7 @@
       <w:r>
         <w:rPr>
           <w:rFonts w:eastAsiaTheme="minorEastAsia" w:cs="Arial"/>
+          <w:color w:val="002060"/>
         </w:rPr>
         <w:t xml:space="preserve"> la fonction définie par </w:t>
       </w:r>
@@ -2213,6 +2478,7 @@
         <m:r>
           <w:rPr>
             <w:rFonts w:ascii="Cambria Math" w:eastAsiaTheme="minorEastAsia" w:hAnsi="Cambria Math" w:cs="Arial"/>
+            <w:color w:val="002060"/>
           </w:rPr>
           <m:t>f</m:t>
         </m:r>
@@ -2222,6 +2488,7 @@
               <w:rPr>
                 <w:rFonts w:ascii="Cambria Math" w:eastAsiaTheme="minorEastAsia" w:hAnsi="Cambria Math" w:cs="Arial"/>
                 <w:i/>
+                <w:color w:val="002060"/>
               </w:rPr>
             </m:ctrlPr>
           </m:dPr>
@@ -2229,6 +2496,7 @@
             <m:r>
               <w:rPr>
                 <w:rFonts w:ascii="Cambria Math" w:eastAsiaTheme="minorEastAsia" w:hAnsi="Cambria Math" w:cs="Arial"/>
+                <w:color w:val="002060"/>
               </w:rPr>
               <m:t>x</m:t>
             </m:r>
@@ -2237,6 +2505,7 @@
         <m:r>
           <w:rPr>
             <w:rFonts w:ascii="Cambria Math" w:eastAsiaTheme="minorEastAsia" w:hAnsi="Cambria Math" w:cs="Arial"/>
+            <w:color w:val="002060"/>
           </w:rPr>
           <m:t>=</m:t>
         </m:r>
@@ -2246,6 +2515,7 @@
               <w:rPr>
                 <w:rFonts w:ascii="Cambria Math" w:eastAsiaTheme="minorEastAsia" w:hAnsi="Cambria Math" w:cs="Arial"/>
                 <w:i/>
+                <w:color w:val="002060"/>
               </w:rPr>
             </m:ctrlPr>
           </m:fPr>
@@ -2253,6 +2523,7 @@
             <m:r>
               <w:rPr>
                 <w:rFonts w:ascii="Cambria Math" w:eastAsiaTheme="minorEastAsia" w:hAnsi="Cambria Math" w:cs="Arial"/>
+                <w:color w:val="002060"/>
               </w:rPr>
               <m:t>1</m:t>
             </m:r>
@@ -2261,6 +2532,7 @@
             <m:r>
               <w:rPr>
                 <w:rFonts w:ascii="Cambria Math" w:eastAsiaTheme="minorEastAsia" w:hAnsi="Cambria Math" w:cs="Arial"/>
+                <w:color w:val="002060"/>
               </w:rPr>
               <m:t>x</m:t>
             </m:r>
@@ -2269,6 +2541,7 @@
         <m:r>
           <w:rPr>
             <w:rFonts w:ascii="Cambria Math" w:eastAsiaTheme="minorEastAsia" w:hAnsi="Cambria Math" w:cs="Arial"/>
+            <w:color w:val="002060"/>
           </w:rPr>
           <m:t>+2</m:t>
         </m:r>
@@ -2276,12 +2549,14 @@
       <w:r>
         <w:rPr>
           <w:rFonts w:eastAsiaTheme="minorEastAsia" w:cs="Arial"/>
+          <w:color w:val="002060"/>
         </w:rPr>
         <w:br/>
       </w:r>
       <w:r>
         <w:rPr>
           <w:rFonts w:eastAsiaTheme="minorEastAsia" w:cs="Arial"/>
+          <w:color w:val="002060"/>
         </w:rPr>
         <w:t xml:space="preserve">Il faut comprendre que </w:t>
       </w:r>
@@ -2289,6 +2564,7 @@
         <m:r>
           <w:rPr>
             <w:rFonts w:ascii="Cambria Math" w:eastAsiaTheme="minorEastAsia" w:hAnsi="Cambria Math" w:cs="Arial"/>
+            <w:color w:val="002060"/>
           </w:rPr>
           <m:t>f</m:t>
         </m:r>
@@ -2296,6 +2572,7 @@
       <w:r>
         <w:rPr>
           <w:rFonts w:eastAsiaTheme="minorEastAsia" w:cs="Arial"/>
+          <w:color w:val="002060"/>
         </w:rPr>
         <w:t xml:space="preserve"> est à valeurs dans </w:t>
       </w:r>
@@ -2306,6 +2583,7 @@
           </m:rPr>
           <w:rPr>
             <w:rFonts w:ascii="Cambria Math" w:eastAsiaTheme="minorEastAsia" w:hAnsi="Cambria Math" w:cs="Arial"/>
+            <w:color w:val="002060"/>
           </w:rPr>
           <m:t>R</m:t>
         </m:r>
@@ -2313,6 +2591,7 @@
       <w:r>
         <w:rPr>
           <w:rFonts w:eastAsiaTheme="minorEastAsia" w:cs="Arial"/>
+          <w:color w:val="002060"/>
         </w:rPr>
         <w:t xml:space="preserve"> et que l’ensemble de définition </w:t>
       </w:r>
@@ -2320,6 +2599,7 @@
         <m:r>
           <w:rPr>
             <w:rFonts w:ascii="Cambria Math" w:eastAsiaTheme="minorEastAsia" w:hAnsi="Cambria Math" w:cs="Arial"/>
+            <w:color w:val="002060"/>
           </w:rPr>
           <m:t>D</m:t>
         </m:r>
@@ -2327,6 +2607,7 @@
       <w:r>
         <w:rPr>
           <w:rFonts w:eastAsiaTheme="minorEastAsia" w:cs="Arial"/>
+          <w:color w:val="002060"/>
         </w:rPr>
         <w:t xml:space="preserve"> est une partie de </w:t>
       </w:r>
@@ -2337,6 +2618,7 @@
           </m:rPr>
           <w:rPr>
             <w:rFonts w:ascii="Cambria Math" w:eastAsiaTheme="minorEastAsia" w:hAnsi="Cambria Math" w:cs="Arial"/>
+            <w:color w:val="002060"/>
           </w:rPr>
           <m:t>R</m:t>
         </m:r>
@@ -2344,6 +2626,7 @@
       <w:r>
         <w:rPr>
           <w:rFonts w:eastAsiaTheme="minorEastAsia" w:cs="Arial"/>
+          <w:color w:val="002060"/>
         </w:rPr>
         <w:t xml:space="preserve">. D’après l’expression on voit que </w:t>
       </w:r>
@@ -2351,6 +2634,7 @@
         <m:r>
           <w:rPr>
             <w:rFonts w:ascii="Cambria Math" w:eastAsiaTheme="minorEastAsia" w:hAnsi="Cambria Math" w:cs="Arial"/>
+            <w:color w:val="002060"/>
           </w:rPr>
           <m:t>f</m:t>
         </m:r>
@@ -2360,6 +2644,7 @@
               <w:rPr>
                 <w:rFonts w:ascii="Cambria Math" w:eastAsiaTheme="minorEastAsia" w:hAnsi="Cambria Math" w:cs="Arial"/>
                 <w:i/>
+                <w:color w:val="002060"/>
               </w:rPr>
             </m:ctrlPr>
           </m:dPr>
@@ -2367,6 +2652,7 @@
             <m:r>
               <w:rPr>
                 <w:rFonts w:ascii="Cambria Math" w:eastAsiaTheme="minorEastAsia" w:hAnsi="Cambria Math" w:cs="Arial"/>
+                <w:color w:val="002060"/>
               </w:rPr>
               <m:t>x</m:t>
             </m:r>
@@ -2376,6 +2662,7 @@
       <w:r>
         <w:rPr>
           <w:rFonts w:eastAsiaTheme="minorEastAsia" w:cs="Arial"/>
+          <w:color w:val="002060"/>
         </w:rPr>
         <w:t xml:space="preserve"> est défini si </w:t>
       </w:r>
@@ -2383,6 +2670,7 @@
         <m:r>
           <w:rPr>
             <w:rFonts w:ascii="Cambria Math" w:eastAsiaTheme="minorEastAsia" w:hAnsi="Cambria Math" w:cs="Arial"/>
+            <w:color w:val="002060"/>
           </w:rPr>
           <m:t>x≠0</m:t>
         </m:r>
@@ -2390,6 +2678,7 @@
       <w:r>
         <w:rPr>
           <w:rFonts w:eastAsiaTheme="minorEastAsia" w:cs="Arial"/>
+          <w:color w:val="002060"/>
         </w:rPr>
         <w:t xml:space="preserve"> mais pas en </w:t>
       </w:r>
@@ -2397,6 +2686,7 @@
         <m:r>
           <w:rPr>
             <w:rFonts w:ascii="Cambria Math" w:eastAsiaTheme="minorEastAsia" w:hAnsi="Cambria Math" w:cs="Arial"/>
+            <w:color w:val="002060"/>
           </w:rPr>
           <m:t>x=0</m:t>
         </m:r>
@@ -2404,6 +2694,7 @@
       <w:r>
         <w:rPr>
           <w:rFonts w:eastAsiaTheme="minorEastAsia" w:cs="Arial"/>
+          <w:color w:val="002060"/>
         </w:rPr>
         <w:t xml:space="preserve">. Donc </w:t>
       </w:r>
@@ -2411,6 +2702,7 @@
         <m:r>
           <w:rPr>
             <w:rFonts w:ascii="Cambria Math" w:eastAsiaTheme="minorEastAsia" w:hAnsi="Cambria Math" w:cs="Arial"/>
+            <w:color w:val="002060"/>
           </w:rPr>
           <m:t>D=</m:t>
         </m:r>
@@ -2420,6 +2712,7 @@
               <w:rPr>
                 <w:rFonts w:ascii="Cambria Math" w:eastAsiaTheme="minorEastAsia" w:hAnsi="Cambria Math" w:cs="Arial"/>
                 <w:i/>
+                <w:color w:val="002060"/>
               </w:rPr>
             </m:ctrlPr>
           </m:sSupPr>
@@ -2430,6 +2723,7 @@
               </m:rPr>
               <w:rPr>
                 <w:rFonts w:ascii="Cambria Math" w:eastAsiaTheme="minorEastAsia" w:hAnsi="Cambria Math" w:cs="Arial"/>
+                <w:color w:val="002060"/>
               </w:rPr>
               <m:t>R</m:t>
             </m:r>
@@ -2438,6 +2732,7 @@
             <m:r>
               <w:rPr>
                 <w:rFonts w:ascii="Cambria Math" w:eastAsiaTheme="minorEastAsia" w:hAnsi="Cambria Math" w:cs="Arial"/>
+                <w:color w:val="002060"/>
               </w:rPr>
               <m:t>*</m:t>
             </m:r>
@@ -2447,6 +2742,7 @@
       <w:r>
         <w:rPr>
           <w:rFonts w:eastAsiaTheme="minorEastAsia" w:cs="Arial"/>
+          <w:color w:val="002060"/>
         </w:rPr>
         <w:t xml:space="preserve"> est l’ensemble des réels non nul. Il faut donc interpréter la définition par :  Soit </w:t>
       </w:r>
@@ -2454,6 +2750,7 @@
         <m:r>
           <w:rPr>
             <w:rFonts w:ascii="Cambria Math" w:eastAsiaTheme="minorEastAsia" w:hAnsi="Cambria Math" w:cs="Arial"/>
+            <w:color w:val="002060"/>
           </w:rPr>
           <m:t>f:</m:t>
         </m:r>
@@ -2463,6 +2760,7 @@
               <w:rPr>
                 <w:rFonts w:ascii="Cambria Math" w:eastAsiaTheme="minorEastAsia" w:hAnsi="Cambria Math" w:cs="Arial"/>
                 <w:i/>
+                <w:color w:val="002060"/>
               </w:rPr>
             </m:ctrlPr>
           </m:sSupPr>
@@ -2473,6 +2771,7 @@
               </m:rPr>
               <w:rPr>
                 <w:rFonts w:ascii="Cambria Math" w:eastAsiaTheme="minorEastAsia" w:hAnsi="Cambria Math" w:cs="Arial"/>
+                <w:color w:val="002060"/>
               </w:rPr>
               <m:t>R</m:t>
             </m:r>
@@ -2481,6 +2780,7 @@
             <m:r>
               <w:rPr>
                 <w:rFonts w:ascii="Cambria Math" w:eastAsiaTheme="minorEastAsia" w:hAnsi="Cambria Math" w:cs="Arial"/>
+                <w:color w:val="002060"/>
               </w:rPr>
               <m:t>*</m:t>
             </m:r>
@@ -2492,12 +2792,14 @@
           </m:rPr>
           <w:rPr>
             <w:rFonts w:ascii="Cambria Math" w:eastAsiaTheme="minorEastAsia" w:hAnsi="Cambria Math" w:cs="Arial"/>
+            <w:color w:val="002060"/>
           </w:rPr>
           <m:t>→R:</m:t>
         </m:r>
         <m:r>
           <w:rPr>
             <w:rFonts w:ascii="Cambria Math" w:eastAsiaTheme="minorEastAsia" w:hAnsi="Cambria Math" w:cs="Arial"/>
+            <w:color w:val="002060"/>
           </w:rPr>
           <m:t>x↦</m:t>
         </m:r>
@@ -2507,6 +2809,7 @@
               <w:rPr>
                 <w:rFonts w:ascii="Cambria Math" w:eastAsiaTheme="minorEastAsia" w:hAnsi="Cambria Math" w:cs="Arial"/>
                 <w:i/>
+                <w:color w:val="002060"/>
               </w:rPr>
             </m:ctrlPr>
           </m:fPr>
@@ -2514,6 +2817,7 @@
             <m:r>
               <w:rPr>
                 <w:rFonts w:ascii="Cambria Math" w:eastAsiaTheme="minorEastAsia" w:hAnsi="Cambria Math" w:cs="Arial"/>
+                <w:color w:val="002060"/>
               </w:rPr>
               <m:t>1</m:t>
             </m:r>
@@ -2522,6 +2826,7 @@
             <m:r>
               <w:rPr>
                 <w:rFonts w:ascii="Cambria Math" w:eastAsiaTheme="minorEastAsia" w:hAnsi="Cambria Math" w:cs="Arial"/>
+                <w:color w:val="002060"/>
               </w:rPr>
               <m:t>x</m:t>
             </m:r>
@@ -2530,6 +2835,7 @@
         <m:r>
           <w:rPr>
             <w:rFonts w:ascii="Cambria Math" w:eastAsiaTheme="minorEastAsia" w:hAnsi="Cambria Math" w:cs="Arial"/>
+            <w:color w:val="002060"/>
           </w:rPr>
           <m:t>+2</m:t>
         </m:r>
@@ -2537,6 +2843,7 @@
       <w:r>
         <w:rPr>
           <w:rFonts w:eastAsiaTheme="minorEastAsia" w:cs="Arial"/>
+          <w:color w:val="002060"/>
         </w:rPr>
         <w:t xml:space="preserve"> </w:t>
       </w:r>
@@ -2545,11 +2852,13 @@
       <w:pPr>
         <w:rPr>
           <w:rFonts w:eastAsiaTheme="minorEastAsia" w:cs="Arial"/>
+          <w:color w:val="4F6228" w:themeColor="accent3" w:themeShade="80"/>
         </w:rPr>
       </w:pPr>
       <w:r>
         <w:rPr>
           <w:noProof/>
+          <w:color w:val="4F6228" w:themeColor="accent3" w:themeShade="80"/>
         </w:rPr>
         <w:drawing>
           <wp:anchor distT="0" distB="0" distL="114300" distR="114300" simplePos="0" relativeHeight="251659264" behindDoc="1" locked="0" layoutInCell="1" allowOverlap="1" wp14:anchorId="116F745B" wp14:editId="20CC85C8">
@@ -2619,12 +2928,14 @@
         <w:rPr>
           <w:rFonts w:eastAsiaTheme="minorEastAsia" w:cs="Arial"/>
           <w:b/>
+          <w:color w:val="4F6228" w:themeColor="accent3" w:themeShade="80"/>
         </w:rPr>
         <w:t>Définition</w:t>
       </w:r>
       <w:r>
         <w:rPr>
           <w:rFonts w:eastAsiaTheme="minorEastAsia" w:cs="Arial"/>
+          <w:color w:val="4F6228" w:themeColor="accent3" w:themeShade="80"/>
         </w:rPr>
         <w:t xml:space="preserve">. Dans un repère du plan </w:t>
       </w:r>
@@ -2632,6 +2943,7 @@
         <m:r>
           <w:rPr>
             <w:rFonts w:ascii="Cambria Math" w:eastAsiaTheme="minorEastAsia" w:hAnsi="Cambria Math" w:cs="Arial"/>
+            <w:color w:val="4F6228" w:themeColor="accent3" w:themeShade="80"/>
           </w:rPr>
           <m:t>R</m:t>
         </m:r>
@@ -2639,6 +2951,7 @@
       <w:r>
         <w:rPr>
           <w:rFonts w:eastAsiaTheme="minorEastAsia" w:cs="Arial"/>
+          <w:color w:val="4F6228" w:themeColor="accent3" w:themeShade="80"/>
         </w:rPr>
         <w:t xml:space="preserve">, </w:t>
       </w:r>
@@ -2646,6 +2959,7 @@
         <w:rPr>
           <w:rFonts w:eastAsiaTheme="minorEastAsia" w:cs="Arial"/>
           <w:b/>
+          <w:color w:val="4F6228" w:themeColor="accent3" w:themeShade="80"/>
         </w:rPr>
         <w:t xml:space="preserve">la courbe représentative d’une fonction </w:t>
       </w:r>
@@ -2656,12 +2970,14 @@
           </m:rPr>
           <w:rPr>
             <w:rFonts w:ascii="Cambria Math" w:eastAsiaTheme="minorEastAsia" w:hAnsi="Cambria Math" w:cs="Arial"/>
+            <w:color w:val="4F6228" w:themeColor="accent3" w:themeShade="80"/>
           </w:rPr>
           <m:t>f</m:t>
         </m:r>
         <m:r>
           <w:rPr>
             <w:rFonts w:ascii="Cambria Math" w:eastAsiaTheme="minorEastAsia" w:hAnsi="Cambria Math" w:cs="Arial"/>
+            <w:color w:val="4F6228" w:themeColor="accent3" w:themeShade="80"/>
           </w:rPr>
           <m:t>:D</m:t>
         </m:r>
@@ -2671,6 +2987,7 @@
           </m:rPr>
           <w:rPr>
             <w:rFonts w:ascii="Cambria Math" w:eastAsiaTheme="minorEastAsia" w:hAnsi="Cambria Math" w:cs="Arial"/>
+            <w:color w:val="4F6228" w:themeColor="accent3" w:themeShade="80"/>
           </w:rPr>
           <m:t>→R</m:t>
         </m:r>
@@ -2678,6 +2995,7 @@
       <w:r>
         <w:rPr>
           <w:rFonts w:eastAsiaTheme="minorEastAsia" w:cs="Arial"/>
+          <w:color w:val="4F6228" w:themeColor="accent3" w:themeShade="80"/>
         </w:rPr>
         <w:t xml:space="preserve"> est l’ensemble des points de coordonnées </w:t>
       </w:r>
@@ -2688,6 +3006,7 @@
               <w:rPr>
                 <w:rFonts w:ascii="Cambria Math" w:eastAsiaTheme="minorEastAsia" w:hAnsi="Cambria Math" w:cs="Arial"/>
                 <w:i/>
+                <w:color w:val="4F6228" w:themeColor="accent3" w:themeShade="80"/>
               </w:rPr>
             </m:ctrlPr>
           </m:dPr>
@@ -2695,6 +3014,7 @@
             <m:r>
               <w:rPr>
                 <w:rFonts w:ascii="Cambria Math" w:eastAsiaTheme="minorEastAsia" w:hAnsi="Cambria Math" w:cs="Arial"/>
+                <w:color w:val="4F6228" w:themeColor="accent3" w:themeShade="80"/>
               </w:rPr>
               <m:t>x;y</m:t>
             </m:r>
@@ -2704,6 +3024,7 @@
       <w:r>
         <w:rPr>
           <w:rFonts w:eastAsiaTheme="minorEastAsia" w:cs="Arial"/>
+          <w:color w:val="4F6228" w:themeColor="accent3" w:themeShade="80"/>
         </w:rPr>
         <w:t xml:space="preserve"> où </w:t>
       </w:r>
@@ -2711,6 +3032,7 @@
         <m:r>
           <w:rPr>
             <w:rFonts w:ascii="Cambria Math" w:eastAsiaTheme="minorEastAsia" w:hAnsi="Cambria Math" w:cs="Arial"/>
+            <w:color w:val="4F6228" w:themeColor="accent3" w:themeShade="80"/>
           </w:rPr>
           <m:t>x∈D</m:t>
         </m:r>
@@ -2718,6 +3040,7 @@
       <w:r>
         <w:rPr>
           <w:rFonts w:eastAsiaTheme="minorEastAsia" w:cs="Arial"/>
+          <w:color w:val="4F6228" w:themeColor="accent3" w:themeShade="80"/>
         </w:rPr>
         <w:t xml:space="preserve"> et </w:t>
       </w:r>
@@ -2725,6 +3048,7 @@
         <m:r>
           <w:rPr>
             <w:rFonts w:ascii="Cambria Math" w:eastAsiaTheme="minorEastAsia" w:hAnsi="Cambria Math" w:cs="Arial"/>
+            <w:color w:val="4F6228" w:themeColor="accent3" w:themeShade="80"/>
           </w:rPr>
           <m:t>y=f</m:t>
         </m:r>
@@ -2734,6 +3058,7 @@
               <w:rPr>
                 <w:rFonts w:ascii="Cambria Math" w:eastAsiaTheme="minorEastAsia" w:hAnsi="Cambria Math" w:cs="Arial"/>
                 <w:i/>
+                <w:color w:val="4F6228" w:themeColor="accent3" w:themeShade="80"/>
               </w:rPr>
             </m:ctrlPr>
           </m:dPr>
@@ -2741,6 +3066,7 @@
             <m:r>
               <w:rPr>
                 <w:rFonts w:ascii="Cambria Math" w:eastAsiaTheme="minorEastAsia" w:hAnsi="Cambria Math" w:cs="Arial"/>
+                <w:color w:val="4F6228" w:themeColor="accent3" w:themeShade="80"/>
               </w:rPr>
               <m:t>x</m:t>
             </m:r>
@@ -2750,6 +3076,7 @@
       <w:r>
         <w:rPr>
           <w:rFonts w:eastAsiaTheme="minorEastAsia" w:cs="Arial"/>
+          <w:color w:val="4F6228" w:themeColor="accent3" w:themeShade="80"/>
         </w:rPr>
         <w:t xml:space="preserve"> est l’image de </w:t>
       </w:r>
@@ -2757,6 +3084,7 @@
         <m:r>
           <w:rPr>
             <w:rFonts w:ascii="Cambria Math" w:eastAsiaTheme="minorEastAsia" w:hAnsi="Cambria Math" w:cs="Arial"/>
+            <w:color w:val="4F6228" w:themeColor="accent3" w:themeShade="80"/>
           </w:rPr>
           <m:t>x</m:t>
         </m:r>
@@ -2764,12 +3092,14 @@
       <w:r>
         <w:rPr>
           <w:rFonts w:eastAsiaTheme="minorEastAsia" w:cs="Arial"/>
+          <w:color w:val="4F6228" w:themeColor="accent3" w:themeShade="80"/>
         </w:rPr>
         <w:t xml:space="preserve"> par la fonction.</w:t>
       </w:r>
       <w:r>
         <w:rPr>
           <w:rFonts w:eastAsiaTheme="minorEastAsia" w:cs="Arial"/>
+          <w:color w:val="4F6228" w:themeColor="accent3" w:themeShade="80"/>
         </w:rPr>
         <w:t xml:space="preserve">    C’est la courbe d’équation « </w:t>
       </w:r>
@@ -2777,6 +3107,7 @@
         <m:r>
           <w:rPr>
             <w:rFonts w:ascii="Cambria Math" w:eastAsiaTheme="minorEastAsia" w:hAnsi="Cambria Math" w:cs="Arial"/>
+            <w:color w:val="4F6228" w:themeColor="accent3" w:themeShade="80"/>
           </w:rPr>
           <m:t>y=f</m:t>
         </m:r>
@@ -2786,6 +3117,7 @@
               <w:rPr>
                 <w:rFonts w:ascii="Cambria Math" w:eastAsiaTheme="minorEastAsia" w:hAnsi="Cambria Math" w:cs="Arial"/>
                 <w:i/>
+                <w:color w:val="4F6228" w:themeColor="accent3" w:themeShade="80"/>
               </w:rPr>
             </m:ctrlPr>
           </m:dPr>
@@ -2793,6 +3125,7 @@
             <m:r>
               <w:rPr>
                 <w:rFonts w:ascii="Cambria Math" w:eastAsiaTheme="minorEastAsia" w:hAnsi="Cambria Math" w:cs="Arial"/>
+                <w:color w:val="4F6228" w:themeColor="accent3" w:themeShade="80"/>
               </w:rPr>
               <m:t>x</m:t>
             </m:r>
@@ -2802,12 +3135,14 @@
       <w:r>
         <w:rPr>
           <w:rFonts w:eastAsiaTheme="minorEastAsia" w:cs="Arial"/>
+          <w:color w:val="4F6228" w:themeColor="accent3" w:themeShade="80"/>
         </w:rPr>
         <w:t> ».</w:t>
       </w:r>
       <w:r>
         <w:rPr>
           <w:rFonts w:eastAsiaTheme="minorEastAsia" w:cs="Arial"/>
+          <w:color w:val="4F6228" w:themeColor="accent3" w:themeShade="80"/>
         </w:rPr>
         <w:br/>
       </w:r>
@@ -2815,30 +3150,35 @@
         <w:rPr>
           <w:rFonts w:eastAsiaTheme="minorEastAsia" w:cs="Arial"/>
           <w:b/>
+          <w:color w:val="4F6228" w:themeColor="accent3" w:themeShade="80"/>
         </w:rPr>
         <w:t>Exemple</w:t>
       </w:r>
       <w:r>
         <w:rPr>
           <w:rFonts w:eastAsiaTheme="minorEastAsia" w:cs="Arial"/>
+          <w:color w:val="4F6228" w:themeColor="accent3" w:themeShade="80"/>
         </w:rPr>
         <w:t xml:space="preserve">. </w:t>
       </w:r>
       <w:r>
         <w:rPr>
           <w:rFonts w:eastAsiaTheme="minorEastAsia" w:cs="Arial"/>
+          <w:color w:val="4F6228" w:themeColor="accent3" w:themeShade="80"/>
         </w:rPr>
         <w:t xml:space="preserve"> </w:t>
       </w:r>
       <w:r>
         <w:rPr>
           <w:rFonts w:eastAsiaTheme="minorEastAsia" w:cs="Arial"/>
+          <w:color w:val="4F6228" w:themeColor="accent3" w:themeShade="80"/>
         </w:rPr>
         <w:t>Soit l</w:t>
       </w:r>
       <w:r>
         <w:rPr>
           <w:rFonts w:eastAsiaTheme="minorEastAsia" w:cs="Arial"/>
+          <w:color w:val="4F6228" w:themeColor="accent3" w:themeShade="80"/>
         </w:rPr>
         <w:t xml:space="preserve">a fonction </w:t>
       </w:r>
@@ -2846,6 +3186,7 @@
         <m:r>
           <w:rPr>
             <w:rFonts w:ascii="Cambria Math" w:eastAsiaTheme="minorEastAsia" w:hAnsi="Cambria Math" w:cs="Arial"/>
+            <w:color w:val="4F6228" w:themeColor="accent3" w:themeShade="80"/>
           </w:rPr>
           <m:t>f:</m:t>
         </m:r>
@@ -2857,6 +3198,7 @@
               <w:rPr>
                 <w:rFonts w:ascii="Cambria Math" w:eastAsiaTheme="minorEastAsia" w:hAnsi="Cambria Math" w:cs="Arial"/>
                 <w:i/>
+                <w:color w:val="4F6228" w:themeColor="accent3" w:themeShade="80"/>
               </w:rPr>
             </m:ctrlPr>
           </m:dPr>
@@ -2864,6 +3206,7 @@
             <m:r>
               <w:rPr>
                 <w:rFonts w:ascii="Cambria Math" w:eastAsiaTheme="minorEastAsia" w:hAnsi="Cambria Math" w:cs="Arial"/>
+                <w:color w:val="4F6228" w:themeColor="accent3" w:themeShade="80"/>
               </w:rPr>
               <m:t>-2;2</m:t>
             </m:r>
@@ -2875,6 +3218,7 @@
           </m:rPr>
           <w:rPr>
             <w:rFonts w:ascii="Cambria Math" w:eastAsiaTheme="minorEastAsia" w:hAnsi="Cambria Math" w:cs="Arial"/>
+            <w:color w:val="4F6228" w:themeColor="accent3" w:themeShade="80"/>
           </w:rPr>
           <m:t>→R</m:t>
         </m:r>
@@ -2882,6 +3226,7 @@
       <w:r>
         <w:rPr>
           <w:rFonts w:eastAsiaTheme="minorEastAsia" w:cs="Arial"/>
+          <w:color w:val="4F6228" w:themeColor="accent3" w:themeShade="80"/>
         </w:rPr>
         <w:t xml:space="preserve"> définie par </w:t>
       </w:r>
@@ -2889,6 +3234,7 @@
         <m:r>
           <w:rPr>
             <w:rFonts w:ascii="Cambria Math" w:eastAsiaTheme="minorEastAsia" w:hAnsi="Cambria Math" w:cs="Arial"/>
+            <w:color w:val="4F6228" w:themeColor="accent3" w:themeShade="80"/>
           </w:rPr>
           <m:t>f</m:t>
         </m:r>
@@ -2898,6 +3244,7 @@
               <w:rPr>
                 <w:rFonts w:ascii="Cambria Math" w:eastAsiaTheme="minorEastAsia" w:hAnsi="Cambria Math" w:cs="Arial"/>
                 <w:i/>
+                <w:color w:val="4F6228" w:themeColor="accent3" w:themeShade="80"/>
               </w:rPr>
             </m:ctrlPr>
           </m:dPr>
@@ -2905,6 +3252,7 @@
             <m:r>
               <w:rPr>
                 <w:rFonts w:ascii="Cambria Math" w:eastAsiaTheme="minorEastAsia" w:hAnsi="Cambria Math" w:cs="Arial"/>
+                <w:color w:val="4F6228" w:themeColor="accent3" w:themeShade="80"/>
               </w:rPr>
               <m:t>x</m:t>
             </m:r>
@@ -2913,6 +3261,7 @@
         <m:r>
           <w:rPr>
             <w:rFonts w:ascii="Cambria Math" w:eastAsiaTheme="minorEastAsia" w:hAnsi="Cambria Math" w:cs="Arial"/>
+            <w:color w:val="4F6228" w:themeColor="accent3" w:themeShade="80"/>
           </w:rPr>
           <m:t>=</m:t>
         </m:r>
@@ -2922,6 +3271,7 @@
               <w:rPr>
                 <w:rFonts w:ascii="Cambria Math" w:eastAsiaTheme="minorEastAsia" w:hAnsi="Cambria Math" w:cs="Arial"/>
                 <w:i/>
+                <w:color w:val="4F6228" w:themeColor="accent3" w:themeShade="80"/>
               </w:rPr>
             </m:ctrlPr>
           </m:sSupPr>
@@ -2932,6 +3282,7 @@
                   <w:rPr>
                     <w:rFonts w:ascii="Cambria Math" w:eastAsiaTheme="minorEastAsia" w:hAnsi="Cambria Math" w:cs="Arial"/>
                     <w:i/>
+                    <w:color w:val="4F6228" w:themeColor="accent3" w:themeShade="80"/>
                   </w:rPr>
                 </m:ctrlPr>
               </m:dPr>
@@ -2939,6 +3290,7 @@
                 <m:r>
                   <w:rPr>
                     <w:rFonts w:ascii="Cambria Math" w:eastAsiaTheme="minorEastAsia" w:hAnsi="Cambria Math" w:cs="Arial"/>
+                    <w:color w:val="4F6228" w:themeColor="accent3" w:themeShade="80"/>
                   </w:rPr>
                   <m:t>x-1</m:t>
                 </m:r>
@@ -2949,6 +3301,7 @@
             <m:r>
               <w:rPr>
                 <w:rFonts w:ascii="Cambria Math" w:eastAsiaTheme="minorEastAsia" w:hAnsi="Cambria Math" w:cs="Arial"/>
+                <w:color w:val="4F6228" w:themeColor="accent3" w:themeShade="80"/>
               </w:rPr>
               <m:t>2</m:t>
             </m:r>
@@ -2957,6 +3310,7 @@
         <m:r>
           <w:rPr>
             <w:rFonts w:ascii="Cambria Math" w:eastAsiaTheme="minorEastAsia" w:hAnsi="Cambria Math" w:cs="Arial"/>
+            <w:color w:val="4F6228" w:themeColor="accent3" w:themeShade="80"/>
           </w:rPr>
           <m:t>-4</m:t>
         </m:r>
@@ -2964,12 +3318,14 @@
       <w:r>
         <w:rPr>
           <w:rFonts w:eastAsiaTheme="minorEastAsia" w:cs="Arial"/>
+          <w:color w:val="4F6228" w:themeColor="accent3" w:themeShade="80"/>
         </w:rPr>
         <w:t>.</w:t>
       </w:r>
       <w:r>
         <w:rPr>
           <w:rFonts w:eastAsiaTheme="minorEastAsia" w:cs="Arial"/>
+          <w:color w:val="4F6228" w:themeColor="accent3" w:themeShade="80"/>
         </w:rPr>
         <w:br/>
         <w:t xml:space="preserve">On a tracé la courbe </w:t>
@@ -2981,6 +3337,7 @@
               <w:rPr>
                 <w:rFonts w:ascii="Cambria Math" w:eastAsiaTheme="minorEastAsia" w:hAnsi="Cambria Math" w:cs="Arial"/>
                 <w:i/>
+                <w:color w:val="4F6228" w:themeColor="accent3" w:themeShade="80"/>
               </w:rPr>
             </m:ctrlPr>
           </m:sSubPr>
@@ -2988,6 +3345,7 @@
             <m:r>
               <w:rPr>
                 <w:rFonts w:ascii="Cambria Math" w:eastAsiaTheme="minorEastAsia" w:hAnsi="Cambria Math" w:cs="Arial"/>
+                <w:color w:val="4F6228" w:themeColor="accent3" w:themeShade="80"/>
               </w:rPr>
               <m:t>C</m:t>
             </m:r>
@@ -2996,6 +3354,7 @@
             <m:r>
               <w:rPr>
                 <w:rFonts w:ascii="Cambria Math" w:eastAsiaTheme="minorEastAsia" w:hAnsi="Cambria Math" w:cs="Arial"/>
+                <w:color w:val="4F6228" w:themeColor="accent3" w:themeShade="80"/>
               </w:rPr>
               <m:t>f</m:t>
             </m:r>
@@ -3005,12 +3364,14 @@
       <w:r>
         <w:rPr>
           <w:rFonts w:eastAsiaTheme="minorEastAsia" w:cs="Arial"/>
+          <w:color w:val="4F6228" w:themeColor="accent3" w:themeShade="80"/>
         </w:rPr>
         <w:t xml:space="preserve"> </w:t>
       </w:r>
       <w:r>
         <w:rPr>
           <w:rFonts w:eastAsiaTheme="minorEastAsia" w:cs="Arial"/>
+          <w:color w:val="4F6228" w:themeColor="accent3" w:themeShade="80"/>
         </w:rPr>
         <w:t xml:space="preserve">représentative de </w:t>
       </w:r>
@@ -3018,6 +3379,7 @@
         <m:r>
           <w:rPr>
             <w:rFonts w:ascii="Cambria Math" w:eastAsiaTheme="minorEastAsia" w:hAnsi="Cambria Math" w:cs="Arial"/>
+            <w:color w:val="4F6228" w:themeColor="accent3" w:themeShade="80"/>
           </w:rPr>
           <m:t>f</m:t>
         </m:r>
@@ -3025,18 +3387,21 @@
       <w:r>
         <w:rPr>
           <w:rFonts w:eastAsiaTheme="minorEastAsia" w:cs="Arial"/>
+          <w:color w:val="4F6228" w:themeColor="accent3" w:themeShade="80"/>
         </w:rPr>
         <w:t xml:space="preserve"> sur le graphe ci-contre.</w:t>
       </w:r>
       <w:r>
         <w:rPr>
           <w:rFonts w:eastAsiaTheme="minorEastAsia" w:cs="Arial"/>
+          <w:color w:val="4F6228" w:themeColor="accent3" w:themeShade="80"/>
         </w:rPr>
         <w:br/>
       </w:r>
       <w:r>
         <w:rPr>
           <w:rFonts w:eastAsiaTheme="minorEastAsia" w:cs="Arial"/>
+          <w:color w:val="4F6228" w:themeColor="accent3" w:themeShade="80"/>
         </w:rPr>
         <w:t>Il s’agit de la courbe d’équation « </w:t>
       </w:r>
@@ -3044,6 +3409,7 @@
         <m:r>
           <w:rPr>
             <w:rFonts w:ascii="Cambria Math" w:eastAsiaTheme="minorEastAsia" w:hAnsi="Cambria Math" w:cs="Arial"/>
+            <w:color w:val="4F6228" w:themeColor="accent3" w:themeShade="80"/>
           </w:rPr>
           <m:t>y=</m:t>
         </m:r>
@@ -3053,6 +3419,7 @@
               <w:rPr>
                 <w:rFonts w:ascii="Cambria Math" w:eastAsiaTheme="minorEastAsia" w:hAnsi="Cambria Math" w:cs="Arial"/>
                 <w:i/>
+                <w:color w:val="4F6228" w:themeColor="accent3" w:themeShade="80"/>
               </w:rPr>
             </m:ctrlPr>
           </m:sSupPr>
@@ -3063,6 +3430,7 @@
                   <w:rPr>
                     <w:rFonts w:ascii="Cambria Math" w:eastAsiaTheme="minorEastAsia" w:hAnsi="Cambria Math" w:cs="Arial"/>
                     <w:i/>
+                    <w:color w:val="4F6228" w:themeColor="accent3" w:themeShade="80"/>
                   </w:rPr>
                 </m:ctrlPr>
               </m:dPr>
@@ -3070,6 +3438,7 @@
                 <m:r>
                   <w:rPr>
                     <w:rFonts w:ascii="Cambria Math" w:eastAsiaTheme="minorEastAsia" w:hAnsi="Cambria Math" w:cs="Arial"/>
+                    <w:color w:val="4F6228" w:themeColor="accent3" w:themeShade="80"/>
                   </w:rPr>
                   <m:t>x-1</m:t>
                 </m:r>
@@ -3080,6 +3449,7 @@
             <m:r>
               <w:rPr>
                 <w:rFonts w:ascii="Cambria Math" w:eastAsiaTheme="minorEastAsia" w:hAnsi="Cambria Math" w:cs="Arial"/>
+                <w:color w:val="4F6228" w:themeColor="accent3" w:themeShade="80"/>
               </w:rPr>
               <m:t>2</m:t>
             </m:r>
@@ -3088,6 +3458,7 @@
         <m:r>
           <w:rPr>
             <w:rFonts w:ascii="Cambria Math" w:eastAsiaTheme="minorEastAsia" w:hAnsi="Cambria Math" w:cs="Arial"/>
+            <w:color w:val="4F6228" w:themeColor="accent3" w:themeShade="80"/>
           </w:rPr>
           <m:t>-4</m:t>
         </m:r>
@@ -3095,12 +3466,14 @@
       <w:r>
         <w:rPr>
           <w:rFonts w:eastAsiaTheme="minorEastAsia" w:cs="Arial"/>
+          <w:color w:val="4F6228" w:themeColor="accent3" w:themeShade="80"/>
         </w:rPr>
         <w:t> ».</w:t>
       </w:r>
       <w:r>
         <w:rPr>
           <w:rFonts w:eastAsiaTheme="minorEastAsia" w:cs="Arial"/>
+          <w:color w:val="4F6228" w:themeColor="accent3" w:themeShade="80"/>
         </w:rPr>
         <w:br/>
       </w:r>
@@ -3108,18 +3481,21 @@
         <w:rPr>
           <w:rFonts w:eastAsiaTheme="minorEastAsia" w:cs="Arial"/>
           <w:b/>
+          <w:color w:val="4F6228" w:themeColor="accent3" w:themeShade="80"/>
         </w:rPr>
         <w:t>Exemple</w:t>
       </w:r>
       <w:r>
         <w:rPr>
           <w:rFonts w:eastAsiaTheme="minorEastAsia" w:cs="Arial"/>
+          <w:color w:val="4F6228" w:themeColor="accent3" w:themeShade="80"/>
         </w:rPr>
         <w:t xml:space="preserve">. </w:t>
       </w:r>
       <w:r>
         <w:rPr>
           <w:rFonts w:eastAsiaTheme="minorEastAsia" w:cs="Arial"/>
+          <w:color w:val="4F6228" w:themeColor="accent3" w:themeShade="80"/>
         </w:rPr>
         <w:t xml:space="preserve">Etant donné un </w:t>
       </w:r>
@@ -3127,6 +3503,7 @@
         <m:r>
           <w:rPr>
             <w:rFonts w:ascii="Cambria Math" w:eastAsiaTheme="minorEastAsia" w:hAnsi="Cambria Math" w:cs="Arial"/>
+            <w:color w:val="4F6228" w:themeColor="accent3" w:themeShade="80"/>
           </w:rPr>
           <m:t>x∈D</m:t>
         </m:r>
@@ -3134,6 +3511,7 @@
       <w:r>
         <w:rPr>
           <w:rFonts w:eastAsiaTheme="minorEastAsia" w:cs="Arial"/>
+          <w:color w:val="4F6228" w:themeColor="accent3" w:themeShade="80"/>
         </w:rPr>
         <w:t xml:space="preserve"> et ayant calculé </w:t>
       </w:r>
@@ -3141,6 +3519,7 @@
         <m:r>
           <w:rPr>
             <w:rFonts w:ascii="Cambria Math" w:eastAsiaTheme="minorEastAsia" w:hAnsi="Cambria Math" w:cs="Arial"/>
+            <w:color w:val="4F6228" w:themeColor="accent3" w:themeShade="80"/>
           </w:rPr>
           <m:t>y=f</m:t>
         </m:r>
@@ -3150,6 +3529,7 @@
               <w:rPr>
                 <w:rFonts w:ascii="Cambria Math" w:eastAsiaTheme="minorEastAsia" w:hAnsi="Cambria Math" w:cs="Arial"/>
                 <w:i/>
+                <w:color w:val="4F6228" w:themeColor="accent3" w:themeShade="80"/>
               </w:rPr>
             </m:ctrlPr>
           </m:dPr>
@@ -3157,6 +3537,7 @@
             <m:r>
               <w:rPr>
                 <w:rFonts w:ascii="Cambria Math" w:eastAsiaTheme="minorEastAsia" w:hAnsi="Cambria Math" w:cs="Arial"/>
+                <w:color w:val="4F6228" w:themeColor="accent3" w:themeShade="80"/>
               </w:rPr>
               <m:t>x</m:t>
             </m:r>
@@ -3166,12 +3547,14 @@
       <w:r>
         <w:rPr>
           <w:rFonts w:eastAsiaTheme="minorEastAsia" w:cs="Arial"/>
+          <w:color w:val="4F6228" w:themeColor="accent3" w:themeShade="80"/>
         </w:rPr>
         <w:t xml:space="preserve">, on </w:t>
       </w:r>
       <w:r>
         <w:rPr>
           <w:rFonts w:eastAsiaTheme="minorEastAsia" w:cs="Arial"/>
+          <w:color w:val="4F6228" w:themeColor="accent3" w:themeShade="80"/>
         </w:rPr>
         <w:t xml:space="preserve">peut vérifier graphiquement que </w:t>
       </w:r>
@@ -3179,6 +3562,7 @@
         <m:r>
           <w:rPr>
             <w:rFonts w:ascii="Cambria Math" w:eastAsiaTheme="minorEastAsia" w:hAnsi="Cambria Math" w:cs="Arial"/>
+            <w:color w:val="4F6228" w:themeColor="accent3" w:themeShade="80"/>
           </w:rPr>
           <m:t>y=f</m:t>
         </m:r>
@@ -3188,6 +3572,7 @@
               <w:rPr>
                 <w:rFonts w:ascii="Cambria Math" w:eastAsiaTheme="minorEastAsia" w:hAnsi="Cambria Math" w:cs="Arial"/>
                 <w:i/>
+                <w:color w:val="4F6228" w:themeColor="accent3" w:themeShade="80"/>
               </w:rPr>
             </m:ctrlPr>
           </m:dPr>
@@ -3195,6 +3580,7 @@
             <m:r>
               <w:rPr>
                 <w:rFonts w:ascii="Cambria Math" w:eastAsiaTheme="minorEastAsia" w:hAnsi="Cambria Math" w:cs="Arial"/>
+                <w:color w:val="4F6228" w:themeColor="accent3" w:themeShade="80"/>
               </w:rPr>
               <m:t>x</m:t>
             </m:r>
@@ -3204,18 +3590,21 @@
       <w:r>
         <w:rPr>
           <w:rFonts w:eastAsiaTheme="minorEastAsia" w:cs="Arial"/>
+          <w:color w:val="4F6228" w:themeColor="accent3" w:themeShade="80"/>
         </w:rPr>
         <w:t>.</w:t>
       </w:r>
       <w:r>
         <w:rPr>
           <w:rFonts w:eastAsiaTheme="minorEastAsia" w:cs="Arial"/>
+          <w:color w:val="4F6228" w:themeColor="accent3" w:themeShade="80"/>
         </w:rPr>
         <w:br/>
       </w:r>
       <w:r>
         <w:rPr>
           <w:rFonts w:eastAsiaTheme="minorEastAsia" w:cs="Arial"/>
+          <w:color w:val="4F6228" w:themeColor="accent3" w:themeShade="80"/>
         </w:rPr>
         <w:t xml:space="preserve">Il suffit de regarder le point </w:t>
       </w:r>
@@ -3226,6 +3615,7 @@
               <w:rPr>
                 <w:rFonts w:ascii="Cambria Math" w:eastAsiaTheme="minorEastAsia" w:hAnsi="Cambria Math" w:cs="Arial"/>
                 <w:i/>
+                <w:color w:val="4F6228" w:themeColor="accent3" w:themeShade="80"/>
               </w:rPr>
             </m:ctrlPr>
           </m:dPr>
@@ -3233,6 +3623,7 @@
             <m:r>
               <w:rPr>
                 <w:rFonts w:ascii="Cambria Math" w:eastAsiaTheme="minorEastAsia" w:hAnsi="Cambria Math" w:cs="Arial"/>
+                <w:color w:val="4F6228" w:themeColor="accent3" w:themeShade="80"/>
               </w:rPr>
               <m:t>x;y</m:t>
             </m:r>
@@ -3242,6 +3633,7 @@
       <w:r>
         <w:rPr>
           <w:rFonts w:eastAsiaTheme="minorEastAsia" w:cs="Arial"/>
+          <w:color w:val="4F6228" w:themeColor="accent3" w:themeShade="80"/>
         </w:rPr>
         <w:t xml:space="preserve"> et de vérifier s’il se trouve sur la courbe </w:t>
       </w:r>
@@ -3252,6 +3644,7 @@
               <w:rPr>
                 <w:rFonts w:ascii="Cambria Math" w:eastAsiaTheme="minorEastAsia" w:hAnsi="Cambria Math" w:cs="Arial"/>
                 <w:i/>
+                <w:color w:val="4F6228" w:themeColor="accent3" w:themeShade="80"/>
               </w:rPr>
             </m:ctrlPr>
           </m:sSubPr>
@@ -3259,6 +3652,7 @@
             <m:r>
               <w:rPr>
                 <w:rFonts w:ascii="Cambria Math" w:eastAsiaTheme="minorEastAsia" w:hAnsi="Cambria Math" w:cs="Arial"/>
+                <w:color w:val="4F6228" w:themeColor="accent3" w:themeShade="80"/>
               </w:rPr>
               <m:t>C</m:t>
             </m:r>
@@ -3267,6 +3661,7 @@
             <m:r>
               <w:rPr>
                 <w:rFonts w:ascii="Cambria Math" w:eastAsiaTheme="minorEastAsia" w:hAnsi="Cambria Math" w:cs="Arial"/>
+                <w:color w:val="4F6228" w:themeColor="accent3" w:themeShade="80"/>
               </w:rPr>
               <m:t>f</m:t>
             </m:r>
@@ -3276,12 +3671,14 @@
       <w:r>
         <w:rPr>
           <w:rFonts w:eastAsiaTheme="minorEastAsia" w:cs="Arial"/>
+          <w:color w:val="4F6228" w:themeColor="accent3" w:themeShade="80"/>
         </w:rPr>
         <w:t>.</w:t>
       </w:r>
       <w:r>
         <w:rPr>
           <w:rFonts w:eastAsiaTheme="minorEastAsia" w:cs="Arial"/>
+          <w:color w:val="4F6228" w:themeColor="accent3" w:themeShade="80"/>
         </w:rPr>
         <w:br/>
       </w:r>
@@ -3289,6 +3686,7 @@
         <m:r>
           <w:rPr>
             <w:rFonts w:ascii="Cambria Math" w:eastAsiaTheme="minorEastAsia" w:hAnsi="Cambria Math" w:cs="Arial"/>
+            <w:color w:val="4F6228" w:themeColor="accent3" w:themeShade="80"/>
           </w:rPr>
           <m:t>f</m:t>
         </m:r>
@@ -3298,6 +3696,7 @@
               <w:rPr>
                 <w:rFonts w:ascii="Cambria Math" w:eastAsiaTheme="minorEastAsia" w:hAnsi="Cambria Math" w:cs="Arial"/>
                 <w:i/>
+                <w:color w:val="4F6228" w:themeColor="accent3" w:themeShade="80"/>
               </w:rPr>
             </m:ctrlPr>
           </m:dPr>
@@ -3305,6 +3704,7 @@
             <m:r>
               <w:rPr>
                 <w:rFonts w:ascii="Cambria Math" w:eastAsiaTheme="minorEastAsia" w:hAnsi="Cambria Math" w:cs="Arial"/>
+                <w:color w:val="4F6228" w:themeColor="accent3" w:themeShade="80"/>
               </w:rPr>
               <m:t>1</m:t>
             </m:r>
@@ -3313,6 +3713,7 @@
         <m:r>
           <w:rPr>
             <w:rFonts w:ascii="Cambria Math" w:eastAsiaTheme="minorEastAsia" w:hAnsi="Cambria Math" w:cs="Arial"/>
+            <w:color w:val="4F6228" w:themeColor="accent3" w:themeShade="80"/>
           </w:rPr>
           <m:t>=</m:t>
         </m:r>
@@ -3322,6 +3723,7 @@
               <w:rPr>
                 <w:rFonts w:ascii="Cambria Math" w:eastAsiaTheme="minorEastAsia" w:hAnsi="Cambria Math" w:cs="Arial"/>
                 <w:i/>
+                <w:color w:val="4F6228" w:themeColor="accent3" w:themeShade="80"/>
               </w:rPr>
             </m:ctrlPr>
           </m:sSupPr>
@@ -3332,6 +3734,7 @@
                   <w:rPr>
                     <w:rFonts w:ascii="Cambria Math" w:eastAsiaTheme="minorEastAsia" w:hAnsi="Cambria Math" w:cs="Arial"/>
                     <w:i/>
+                    <w:color w:val="4F6228" w:themeColor="accent3" w:themeShade="80"/>
                   </w:rPr>
                 </m:ctrlPr>
               </m:dPr>
@@ -3342,6 +3745,7 @@
                       <w:rPr>
                         <w:rFonts w:ascii="Cambria Math" w:eastAsiaTheme="minorEastAsia" w:hAnsi="Cambria Math" w:cs="Arial"/>
                         <w:i/>
+                        <w:color w:val="4F6228" w:themeColor="accent3" w:themeShade="80"/>
                       </w:rPr>
                     </m:ctrlPr>
                   </m:dPr>
@@ -3349,6 +3753,7 @@
                     <m:r>
                       <w:rPr>
                         <w:rFonts w:ascii="Cambria Math" w:eastAsiaTheme="minorEastAsia" w:hAnsi="Cambria Math" w:cs="Arial"/>
+                        <w:color w:val="4F6228" w:themeColor="accent3" w:themeShade="80"/>
                       </w:rPr>
                       <m:t>1</m:t>
                     </m:r>
@@ -3357,6 +3762,7 @@
                 <m:r>
                   <w:rPr>
                     <w:rFonts w:ascii="Cambria Math" w:eastAsiaTheme="minorEastAsia" w:hAnsi="Cambria Math" w:cs="Arial"/>
+                    <w:color w:val="4F6228" w:themeColor="accent3" w:themeShade="80"/>
                   </w:rPr>
                   <m:t>-1</m:t>
                 </m:r>
@@ -3367,6 +3773,7 @@
             <m:r>
               <w:rPr>
                 <w:rFonts w:ascii="Cambria Math" w:eastAsiaTheme="minorEastAsia" w:hAnsi="Cambria Math" w:cs="Arial"/>
+                <w:color w:val="4F6228" w:themeColor="accent3" w:themeShade="80"/>
               </w:rPr>
               <m:t>2</m:t>
             </m:r>
@@ -3375,6 +3782,7 @@
         <m:r>
           <w:rPr>
             <w:rFonts w:ascii="Cambria Math" w:eastAsiaTheme="minorEastAsia" w:hAnsi="Cambria Math" w:cs="Arial"/>
+            <w:color w:val="4F6228" w:themeColor="accent3" w:themeShade="80"/>
           </w:rPr>
           <m:t>-4=</m:t>
         </m:r>
@@ -3384,6 +3792,7 @@
               <w:rPr>
                 <w:rFonts w:ascii="Cambria Math" w:eastAsiaTheme="minorEastAsia" w:hAnsi="Cambria Math" w:cs="Arial"/>
                 <w:i/>
+                <w:color w:val="4F6228" w:themeColor="accent3" w:themeShade="80"/>
               </w:rPr>
             </m:ctrlPr>
           </m:sSupPr>
@@ -3391,6 +3800,7 @@
             <m:r>
               <w:rPr>
                 <w:rFonts w:ascii="Cambria Math" w:eastAsiaTheme="minorEastAsia" w:hAnsi="Cambria Math" w:cs="Arial"/>
+                <w:color w:val="4F6228" w:themeColor="accent3" w:themeShade="80"/>
               </w:rPr>
               <m:t>0</m:t>
             </m:r>
@@ -3399,6 +3809,7 @@
             <m:r>
               <w:rPr>
                 <w:rFonts w:ascii="Cambria Math" w:eastAsiaTheme="minorEastAsia" w:hAnsi="Cambria Math" w:cs="Arial"/>
+                <w:color w:val="4F6228" w:themeColor="accent3" w:themeShade="80"/>
               </w:rPr>
               <m:t>2</m:t>
             </m:r>
@@ -3407,6 +3818,7 @@
         <m:r>
           <w:rPr>
             <w:rFonts w:ascii="Cambria Math" w:eastAsiaTheme="minorEastAsia" w:hAnsi="Cambria Math" w:cs="Arial"/>
+            <w:color w:val="4F6228" w:themeColor="accent3" w:themeShade="80"/>
           </w:rPr>
           <m:t>-4=-4</m:t>
         </m:r>
@@ -3414,12 +3826,14 @@
       <w:r>
         <w:rPr>
           <w:rFonts w:eastAsiaTheme="minorEastAsia" w:cs="Arial"/>
+          <w:color w:val="4F6228" w:themeColor="accent3" w:themeShade="80"/>
         </w:rPr>
         <w:t>,</w:t>
       </w:r>
       <w:r>
         <w:rPr>
           <w:rFonts w:eastAsiaTheme="minorEastAsia" w:cs="Arial"/>
+          <w:color w:val="4F6228" w:themeColor="accent3" w:themeShade="80"/>
         </w:rPr>
         <w:t xml:space="preserve"> donc le point </w:t>
       </w:r>
@@ -3427,6 +3841,7 @@
         <m:r>
           <w:rPr>
             <w:rFonts w:ascii="Cambria Math" w:eastAsiaTheme="minorEastAsia" w:hAnsi="Cambria Math" w:cs="Arial"/>
+            <w:color w:val="4F6228" w:themeColor="accent3" w:themeShade="80"/>
           </w:rPr>
           <m:t>A=</m:t>
         </m:r>
@@ -3436,6 +3851,7 @@
               <w:rPr>
                 <w:rFonts w:ascii="Cambria Math" w:eastAsiaTheme="minorEastAsia" w:hAnsi="Cambria Math" w:cs="Arial"/>
                 <w:i/>
+                <w:color w:val="4F6228" w:themeColor="accent3" w:themeShade="80"/>
               </w:rPr>
             </m:ctrlPr>
           </m:dPr>
@@ -3443,6 +3859,7 @@
             <m:r>
               <w:rPr>
                 <w:rFonts w:ascii="Cambria Math" w:eastAsiaTheme="minorEastAsia" w:hAnsi="Cambria Math" w:cs="Arial"/>
+                <w:color w:val="4F6228" w:themeColor="accent3" w:themeShade="80"/>
               </w:rPr>
               <m:t>1;-4</m:t>
             </m:r>
@@ -3452,30 +3869,35 @@
       <w:r>
         <w:rPr>
           <w:rFonts w:eastAsiaTheme="minorEastAsia" w:cs="Arial"/>
+          <w:color w:val="4F6228" w:themeColor="accent3" w:themeShade="80"/>
         </w:rPr>
         <w:t xml:space="preserve"> </w:t>
       </w:r>
       <w:r>
         <w:rPr>
           <w:rFonts w:eastAsiaTheme="minorEastAsia" w:cs="Arial"/>
+          <w:color w:val="4F6228" w:themeColor="accent3" w:themeShade="80"/>
         </w:rPr>
         <w:t xml:space="preserve">doit </w:t>
       </w:r>
       <w:r>
         <w:rPr>
           <w:rFonts w:eastAsiaTheme="minorEastAsia" w:cs="Arial"/>
+          <w:color w:val="4F6228" w:themeColor="accent3" w:themeShade="80"/>
         </w:rPr>
         <w:t>se trouve</w:t>
       </w:r>
       <w:r>
         <w:rPr>
           <w:rFonts w:eastAsiaTheme="minorEastAsia" w:cs="Arial"/>
+          <w:color w:val="4F6228" w:themeColor="accent3" w:themeShade="80"/>
         </w:rPr>
         <w:t>r</w:t>
       </w:r>
       <w:r>
         <w:rPr>
           <w:rFonts w:eastAsiaTheme="minorEastAsia" w:cs="Arial"/>
+          <w:color w:val="4F6228" w:themeColor="accent3" w:themeShade="80"/>
         </w:rPr>
         <w:t xml:space="preserve"> sur </w:t>
       </w:r>
@@ -3486,6 +3908,7 @@
               <w:rPr>
                 <w:rFonts w:ascii="Cambria Math" w:eastAsiaTheme="minorEastAsia" w:hAnsi="Cambria Math" w:cs="Arial"/>
                 <w:i/>
+                <w:color w:val="4F6228" w:themeColor="accent3" w:themeShade="80"/>
               </w:rPr>
             </m:ctrlPr>
           </m:sSubPr>
@@ -3493,6 +3916,7 @@
             <m:r>
               <w:rPr>
                 <w:rFonts w:ascii="Cambria Math" w:eastAsiaTheme="minorEastAsia" w:hAnsi="Cambria Math" w:cs="Arial"/>
+                <w:color w:val="4F6228" w:themeColor="accent3" w:themeShade="80"/>
               </w:rPr>
               <m:t>C</m:t>
             </m:r>
@@ -3501,6 +3925,7 @@
             <m:r>
               <w:rPr>
                 <w:rFonts w:ascii="Cambria Math" w:eastAsiaTheme="minorEastAsia" w:hAnsi="Cambria Math" w:cs="Arial"/>
+                <w:color w:val="4F6228" w:themeColor="accent3" w:themeShade="80"/>
               </w:rPr>
               <m:t>f</m:t>
             </m:r>
@@ -3510,24 +3935,28 @@
       <w:r>
         <w:rPr>
           <w:rFonts w:eastAsiaTheme="minorEastAsia" w:cs="Arial"/>
+          <w:color w:val="4F6228" w:themeColor="accent3" w:themeShade="80"/>
         </w:rPr>
         <w:t>.</w:t>
       </w:r>
       <w:r>
         <w:rPr>
           <w:rFonts w:eastAsiaTheme="minorEastAsia" w:cs="Arial"/>
+          <w:color w:val="4F6228" w:themeColor="accent3" w:themeShade="80"/>
         </w:rPr>
         <w:t xml:space="preserve"> C’est bien le cas.</w:t>
       </w:r>
       <w:r>
         <w:rPr>
           <w:rFonts w:eastAsiaTheme="minorEastAsia" w:cs="Arial"/>
+          <w:color w:val="4F6228" w:themeColor="accent3" w:themeShade="80"/>
         </w:rPr>
         <w:t xml:space="preserve">  </w:t>
       </w:r>
       <w:r>
         <w:rPr>
           <w:rFonts w:eastAsiaTheme="minorEastAsia" w:cs="Arial"/>
+          <w:color w:val="4F6228" w:themeColor="accent3" w:themeShade="80"/>
         </w:rPr>
         <w:br/>
       </w:r>
@@ -3535,12 +3964,14 @@
         <w:rPr>
           <w:rFonts w:eastAsiaTheme="minorEastAsia" w:cs="Arial"/>
           <w:b/>
+          <w:color w:val="4F6228" w:themeColor="accent3" w:themeShade="80"/>
         </w:rPr>
         <w:t>Exemple</w:t>
       </w:r>
       <w:r>
         <w:rPr>
           <w:rFonts w:eastAsiaTheme="minorEastAsia" w:cs="Arial"/>
+          <w:color w:val="4F6228" w:themeColor="accent3" w:themeShade="80"/>
         </w:rPr>
         <w:t xml:space="preserve">. On peut lire graphiquement la valeur de </w:t>
       </w:r>
@@ -3548,41 +3979,7 @@
         <m:r>
           <w:rPr>
             <w:rFonts w:ascii="Cambria Math" w:eastAsiaTheme="minorEastAsia" w:hAnsi="Cambria Math" w:cs="Arial"/>
-          </w:rPr>
-          <m:t>y</m:t>
-        </m:r>
-      </m:oMath>
-      <w:r>
-        <w:rPr>
-          <w:rFonts w:eastAsiaTheme="minorEastAsia" w:cs="Arial"/>
-        </w:rPr>
-        <w:t xml:space="preserve"> pour un </w:t>
-      </w:r>
-      <m:oMath>
-        <m:r>
-          <w:rPr>
-            <w:rFonts w:ascii="Cambria Math" w:eastAsiaTheme="minorEastAsia" w:hAnsi="Cambria Math" w:cs="Arial"/>
-          </w:rPr>
-          <m:t>x</m:t>
-        </m:r>
-      </m:oMath>
-      <w:r>
-        <w:rPr>
-          <w:rFonts w:eastAsiaTheme="minorEastAsia" w:cs="Arial"/>
-        </w:rPr>
-        <w:t xml:space="preserve"> donné.</w:t>
-      </w:r>
-      <w:r>
-        <w:rPr>
-          <w:rFonts w:eastAsiaTheme="minorEastAsia" w:cs="Arial"/>
-        </w:rPr>
-        <w:br/>
-        <w:t xml:space="preserve">Si on cherche à déterminer </w:t>
-      </w:r>
-      <m:oMath>
-        <m:r>
-          <w:rPr>
-            <w:rFonts w:ascii="Cambria Math" w:eastAsiaTheme="minorEastAsia" w:hAnsi="Cambria Math" w:cs="Arial"/>
+            <w:color w:val="4F6228" w:themeColor="accent3" w:themeShade="80"/>
           </w:rPr>
           <m:t>f</m:t>
         </m:r>
@@ -3592,6 +3989,7 @@
               <w:rPr>
                 <w:rFonts w:ascii="Cambria Math" w:eastAsiaTheme="minorEastAsia" w:hAnsi="Cambria Math" w:cs="Arial"/>
                 <w:i/>
+                <w:color w:val="4F6228" w:themeColor="accent3" w:themeShade="80"/>
               </w:rPr>
             </m:ctrlPr>
           </m:dPr>
@@ -3599,6 +3997,67 @@
             <m:r>
               <w:rPr>
                 <w:rFonts w:ascii="Cambria Math" w:eastAsiaTheme="minorEastAsia" w:hAnsi="Cambria Math" w:cs="Arial"/>
+                <w:color w:val="4F6228" w:themeColor="accent3" w:themeShade="80"/>
+              </w:rPr>
+              <m:t>x</m:t>
+            </m:r>
+          </m:e>
+        </m:d>
+      </m:oMath>
+      <w:r>
+        <w:rPr>
+          <w:rFonts w:eastAsiaTheme="minorEastAsia" w:cs="Arial"/>
+          <w:color w:val="4F6228" w:themeColor="accent3" w:themeShade="80"/>
+        </w:rPr>
+        <w:t xml:space="preserve"> pour un </w:t>
+      </w:r>
+      <m:oMath>
+        <m:r>
+          <w:rPr>
+            <w:rFonts w:ascii="Cambria Math" w:eastAsiaTheme="minorEastAsia" w:hAnsi="Cambria Math" w:cs="Arial"/>
+            <w:color w:val="4F6228" w:themeColor="accent3" w:themeShade="80"/>
+          </w:rPr>
+          <m:t>x</m:t>
+        </m:r>
+      </m:oMath>
+      <w:r>
+        <w:rPr>
+          <w:rFonts w:eastAsiaTheme="minorEastAsia" w:cs="Arial"/>
+          <w:color w:val="4F6228" w:themeColor="accent3" w:themeShade="80"/>
+        </w:rPr>
+        <w:t xml:space="preserve"> donné.</w:t>
+      </w:r>
+      <w:r>
+        <w:rPr>
+          <w:rFonts w:eastAsiaTheme="minorEastAsia" w:cs="Arial"/>
+          <w:color w:val="4F6228" w:themeColor="accent3" w:themeShade="80"/>
+        </w:rPr>
+        <w:br/>
+        <w:t xml:space="preserve">Si on cherche à déterminer </w:t>
+      </w:r>
+      <m:oMath>
+        <m:r>
+          <w:rPr>
+            <w:rFonts w:ascii="Cambria Math" w:eastAsiaTheme="minorEastAsia" w:hAnsi="Cambria Math" w:cs="Arial"/>
+            <w:color w:val="4F6228" w:themeColor="accent3" w:themeShade="80"/>
+          </w:rPr>
+          <m:t>f</m:t>
+        </m:r>
+        <m:d>
+          <m:dPr>
+            <m:ctrlPr>
+              <w:rPr>
+                <w:rFonts w:ascii="Cambria Math" w:eastAsiaTheme="minorEastAsia" w:hAnsi="Cambria Math" w:cs="Arial"/>
+                <w:i/>
+                <w:color w:val="4F6228" w:themeColor="accent3" w:themeShade="80"/>
+              </w:rPr>
+            </m:ctrlPr>
+          </m:dPr>
+          <m:e>
+            <m:r>
+              <w:rPr>
+                <w:rFonts w:ascii="Cambria Math" w:eastAsiaTheme="minorEastAsia" w:hAnsi="Cambria Math" w:cs="Arial"/>
+                <w:color w:val="4F6228" w:themeColor="accent3" w:themeShade="80"/>
               </w:rPr>
               <m:t>-2</m:t>
             </m:r>
@@ -3608,6 +4067,7 @@
       <w:r>
         <w:rPr>
           <w:rFonts w:eastAsiaTheme="minorEastAsia" w:cs="Arial"/>
+          <w:color w:val="4F6228" w:themeColor="accent3" w:themeShade="80"/>
         </w:rPr>
         <w:t xml:space="preserve">, on se place en </w:t>
       </w:r>
@@ -3615,6 +4075,7 @@
         <m:r>
           <w:rPr>
             <w:rFonts w:ascii="Cambria Math" w:eastAsiaTheme="minorEastAsia" w:hAnsi="Cambria Math" w:cs="Arial"/>
+            <w:color w:val="4F6228" w:themeColor="accent3" w:themeShade="80"/>
           </w:rPr>
           <m:t>x=-2</m:t>
         </m:r>
@@ -3622,30 +4083,35 @@
       <w:r>
         <w:rPr>
           <w:rFonts w:eastAsiaTheme="minorEastAsia" w:cs="Arial"/>
+          <w:color w:val="4F6228" w:themeColor="accent3" w:themeShade="80"/>
         </w:rPr>
         <w:t>, on regarde où la droite</w:t>
       </w:r>
       <w:r>
         <w:rPr>
           <w:rFonts w:eastAsiaTheme="minorEastAsia" w:cs="Arial"/>
+          <w:color w:val="4F6228" w:themeColor="accent3" w:themeShade="80"/>
         </w:rPr>
         <w:t xml:space="preserve"> verti</w:t>
       </w:r>
       <w:r>
         <w:rPr>
           <w:rFonts w:eastAsiaTheme="minorEastAsia" w:cs="Arial"/>
+          <w:color w:val="4F6228" w:themeColor="accent3" w:themeShade="80"/>
         </w:rPr>
         <w:t>cale</w:t>
       </w:r>
       <w:r>
         <w:rPr>
           <w:rFonts w:eastAsiaTheme="minorEastAsia" w:cs="Arial"/>
+          <w:color w:val="4F6228" w:themeColor="accent3" w:themeShade="80"/>
         </w:rPr>
         <w:t xml:space="preserve"> </w:t>
       </w:r>
       <w:r>
         <w:rPr>
           <w:rFonts w:eastAsiaTheme="minorEastAsia" w:cs="Arial"/>
+          <w:color w:val="4F6228" w:themeColor="accent3" w:themeShade="80"/>
         </w:rPr>
         <w:t>« </w:t>
       </w:r>
@@ -3653,6 +4119,7 @@
         <m:r>
           <w:rPr>
             <w:rFonts w:ascii="Cambria Math" w:eastAsiaTheme="minorEastAsia" w:hAnsi="Cambria Math" w:cs="Arial"/>
+            <w:color w:val="4F6228" w:themeColor="accent3" w:themeShade="80"/>
           </w:rPr>
           <m:t>x=-2</m:t>
         </m:r>
@@ -3660,12 +4127,14 @@
       <w:r>
         <w:rPr>
           <w:rFonts w:eastAsiaTheme="minorEastAsia" w:cs="Arial"/>
+          <w:color w:val="4F6228" w:themeColor="accent3" w:themeShade="80"/>
         </w:rPr>
         <w:t> »</w:t>
       </w:r>
       <w:r>
         <w:rPr>
           <w:rFonts w:eastAsiaTheme="minorEastAsia" w:cs="Arial"/>
+          <w:color w:val="4F6228" w:themeColor="accent3" w:themeShade="80"/>
         </w:rPr>
         <w:t xml:space="preserve"> coupe la courbe </w:t>
       </w:r>
@@ -3676,6 +4145,7 @@
               <w:rPr>
                 <w:rFonts w:ascii="Cambria Math" w:eastAsiaTheme="minorEastAsia" w:hAnsi="Cambria Math" w:cs="Arial"/>
                 <w:i/>
+                <w:color w:val="4F6228" w:themeColor="accent3" w:themeShade="80"/>
               </w:rPr>
             </m:ctrlPr>
           </m:sSubPr>
@@ -3683,6 +4153,7 @@
             <m:r>
               <w:rPr>
                 <w:rFonts w:ascii="Cambria Math" w:eastAsiaTheme="minorEastAsia" w:hAnsi="Cambria Math" w:cs="Arial"/>
+                <w:color w:val="4F6228" w:themeColor="accent3" w:themeShade="80"/>
               </w:rPr>
               <m:t>C</m:t>
             </m:r>
@@ -3691,6 +4162,7 @@
             <m:r>
               <w:rPr>
                 <w:rFonts w:ascii="Cambria Math" w:eastAsiaTheme="minorEastAsia" w:hAnsi="Cambria Math" w:cs="Arial"/>
+                <w:color w:val="4F6228" w:themeColor="accent3" w:themeShade="80"/>
               </w:rPr>
               <m:t>f</m:t>
             </m:r>
@@ -3700,6 +4172,7 @@
       <w:r>
         <w:rPr>
           <w:rFonts w:eastAsiaTheme="minorEastAsia" w:cs="Arial"/>
+          <w:color w:val="4F6228" w:themeColor="accent3" w:themeShade="80"/>
         </w:rPr>
         <w:t xml:space="preserve">, ici c’est en </w:t>
       </w:r>
@@ -3707,6 +4180,7 @@
         <m:r>
           <w:rPr>
             <w:rFonts w:ascii="Cambria Math" w:eastAsiaTheme="minorEastAsia" w:hAnsi="Cambria Math" w:cs="Arial"/>
+            <w:color w:val="4F6228" w:themeColor="accent3" w:themeShade="80"/>
           </w:rPr>
           <m:t>B</m:t>
         </m:r>
@@ -3714,6 +4188,7 @@
       <w:r>
         <w:rPr>
           <w:rFonts w:eastAsiaTheme="minorEastAsia" w:cs="Arial"/>
+          <w:color w:val="4F6228" w:themeColor="accent3" w:themeShade="80"/>
         </w:rPr>
         <w:t xml:space="preserve">.  On regarde ensuite l’ordonnée </w:t>
       </w:r>
@@ -3721,6 +4196,7 @@
         <m:r>
           <w:rPr>
             <w:rFonts w:ascii="Cambria Math" w:eastAsiaTheme="minorEastAsia" w:hAnsi="Cambria Math" w:cs="Arial"/>
+            <w:color w:val="4F6228" w:themeColor="accent3" w:themeShade="80"/>
           </w:rPr>
           <m:t>y</m:t>
         </m:r>
@@ -3728,18 +4204,21 @@
       <w:r>
         <w:rPr>
           <w:rFonts w:eastAsiaTheme="minorEastAsia" w:cs="Arial"/>
+          <w:color w:val="4F6228" w:themeColor="accent3" w:themeShade="80"/>
         </w:rPr>
         <w:t xml:space="preserve"> du point</w:t>
       </w:r>
       <w:r>
         <w:rPr>
           <w:rFonts w:eastAsiaTheme="minorEastAsia" w:cs="Arial"/>
+          <w:color w:val="4F6228" w:themeColor="accent3" w:themeShade="80"/>
         </w:rPr>
         <w:t xml:space="preserve"> d’intersection</w:t>
       </w:r>
       <w:r>
         <w:rPr>
           <w:rFonts w:eastAsiaTheme="minorEastAsia" w:cs="Arial"/>
+          <w:color w:val="4F6228" w:themeColor="accent3" w:themeShade="80"/>
         </w:rPr>
         <w:t xml:space="preserve"> </w:t>
       </w:r>
@@ -3747,6 +4226,7 @@
         <m:r>
           <w:rPr>
             <w:rFonts w:ascii="Cambria Math" w:eastAsiaTheme="minorEastAsia" w:hAnsi="Cambria Math" w:cs="Arial"/>
+            <w:color w:val="4F6228" w:themeColor="accent3" w:themeShade="80"/>
           </w:rPr>
           <m:t>B</m:t>
         </m:r>
@@ -3754,18 +4234,21 @@
       <w:r>
         <w:rPr>
           <w:rFonts w:eastAsiaTheme="minorEastAsia" w:cs="Arial"/>
+          <w:color w:val="4F6228" w:themeColor="accent3" w:themeShade="80"/>
         </w:rPr>
         <w:t>.</w:t>
       </w:r>
       <w:r>
         <w:rPr>
           <w:rFonts w:eastAsiaTheme="minorEastAsia" w:cs="Arial"/>
+          <w:color w:val="4F6228" w:themeColor="accent3" w:themeShade="80"/>
         </w:rPr>
         <w:br/>
       </w:r>
       <w:r>
         <w:rPr>
           <w:rFonts w:eastAsiaTheme="minorEastAsia" w:cs="Arial"/>
+          <w:color w:val="4F6228" w:themeColor="accent3" w:themeShade="80"/>
         </w:rPr>
         <w:t xml:space="preserve">On voit que le point </w:t>
       </w:r>
@@ -3773,6 +4256,7 @@
         <m:r>
           <w:rPr>
             <w:rFonts w:ascii="Cambria Math" w:eastAsiaTheme="minorEastAsia" w:hAnsi="Cambria Math" w:cs="Arial"/>
+            <w:color w:val="4F6228" w:themeColor="accent3" w:themeShade="80"/>
           </w:rPr>
           <m:t>B=</m:t>
         </m:r>
@@ -3782,6 +4266,7 @@
               <w:rPr>
                 <w:rFonts w:ascii="Cambria Math" w:eastAsiaTheme="minorEastAsia" w:hAnsi="Cambria Math" w:cs="Arial"/>
                 <w:i/>
+                <w:color w:val="4F6228" w:themeColor="accent3" w:themeShade="80"/>
               </w:rPr>
             </m:ctrlPr>
           </m:dPr>
@@ -3789,6 +4274,7 @@
             <m:r>
               <w:rPr>
                 <w:rFonts w:ascii="Cambria Math" w:eastAsiaTheme="minorEastAsia" w:hAnsi="Cambria Math" w:cs="Arial"/>
+                <w:color w:val="4F6228" w:themeColor="accent3" w:themeShade="80"/>
               </w:rPr>
               <m:t>-2;5</m:t>
             </m:r>
@@ -3798,12 +4284,14 @@
       <w:r>
         <w:rPr>
           <w:rFonts w:eastAsiaTheme="minorEastAsia" w:cs="Arial"/>
+          <w:color w:val="4F6228" w:themeColor="accent3" w:themeShade="80"/>
         </w:rPr>
         <w:t xml:space="preserve"> </w:t>
       </w:r>
       <w:r>
         <w:rPr>
           <w:rFonts w:eastAsiaTheme="minorEastAsia" w:cs="Arial"/>
+          <w:color w:val="4F6228" w:themeColor="accent3" w:themeShade="80"/>
         </w:rPr>
         <w:t xml:space="preserve">donc </w:t>
       </w:r>
@@ -3811,6 +4299,7 @@
         <m:r>
           <w:rPr>
             <w:rFonts w:ascii="Cambria Math" w:eastAsiaTheme="minorEastAsia" w:hAnsi="Cambria Math" w:cs="Arial"/>
+            <w:color w:val="4F6228" w:themeColor="accent3" w:themeShade="80"/>
           </w:rPr>
           <m:t>y=5</m:t>
         </m:r>
@@ -3818,12 +4307,14 @@
       <w:r>
         <w:rPr>
           <w:rFonts w:eastAsiaTheme="minorEastAsia" w:cs="Arial"/>
+          <w:color w:val="4F6228" w:themeColor="accent3" w:themeShade="80"/>
         </w:rPr>
         <w:t xml:space="preserve">, </w:t>
       </w:r>
       <w:r>
         <w:rPr>
           <w:rFonts w:eastAsiaTheme="minorEastAsia" w:cs="Arial"/>
+          <w:color w:val="4F6228" w:themeColor="accent3" w:themeShade="80"/>
         </w:rPr>
         <w:t xml:space="preserve">ce qui signifie que </w:t>
       </w:r>
@@ -3831,6 +4322,7 @@
         <m:r>
           <w:rPr>
             <w:rFonts w:ascii="Cambria Math" w:eastAsiaTheme="minorEastAsia" w:hAnsi="Cambria Math" w:cs="Arial"/>
+            <w:color w:val="4F6228" w:themeColor="accent3" w:themeShade="80"/>
           </w:rPr>
           <m:t>f</m:t>
         </m:r>
@@ -3840,6 +4332,7 @@
               <w:rPr>
                 <w:rFonts w:ascii="Cambria Math" w:eastAsiaTheme="minorEastAsia" w:hAnsi="Cambria Math" w:cs="Arial"/>
                 <w:i/>
+                <w:color w:val="4F6228" w:themeColor="accent3" w:themeShade="80"/>
               </w:rPr>
             </m:ctrlPr>
           </m:dPr>
@@ -3847,6 +4340,7 @@
             <m:r>
               <w:rPr>
                 <w:rFonts w:ascii="Cambria Math" w:eastAsiaTheme="minorEastAsia" w:hAnsi="Cambria Math" w:cs="Arial"/>
+                <w:color w:val="4F6228" w:themeColor="accent3" w:themeShade="80"/>
               </w:rPr>
               <m:t>-2</m:t>
             </m:r>
@@ -3855,6 +4349,7 @@
         <m:r>
           <w:rPr>
             <w:rFonts w:ascii="Cambria Math" w:eastAsiaTheme="minorEastAsia" w:hAnsi="Cambria Math" w:cs="Arial"/>
+            <w:color w:val="4F6228" w:themeColor="accent3" w:themeShade="80"/>
           </w:rPr>
           <m:t>=5</m:t>
         </m:r>
@@ -3862,30 +4357,35 @@
       <w:r>
         <w:rPr>
           <w:rFonts w:eastAsiaTheme="minorEastAsia" w:cs="Arial"/>
+          <w:color w:val="4F6228" w:themeColor="accent3" w:themeShade="80"/>
         </w:rPr>
         <w:t>.</w:t>
       </w:r>
       <w:r>
         <w:rPr>
           <w:rFonts w:eastAsiaTheme="minorEastAsia" w:cs="Arial"/>
+          <w:color w:val="4F6228" w:themeColor="accent3" w:themeShade="80"/>
         </w:rPr>
         <w:br/>
       </w:r>
       <w:r>
         <w:rPr>
           <w:rFonts w:eastAsiaTheme="minorEastAsia" w:cs="Arial"/>
+          <w:color w:val="4F6228" w:themeColor="accent3" w:themeShade="80"/>
         </w:rPr>
         <w:t>Vérifions le</w:t>
       </w:r>
       <w:r>
         <w:rPr>
           <w:rFonts w:eastAsiaTheme="minorEastAsia" w:cs="Arial"/>
+          <w:color w:val="4F6228" w:themeColor="accent3" w:themeShade="80"/>
         </w:rPr>
         <w:t xml:space="preserve">. </w:t>
       </w:r>
       <w:r>
         <w:rPr>
           <w:rFonts w:eastAsiaTheme="minorEastAsia" w:cs="Arial"/>
+          <w:color w:val="4F6228" w:themeColor="accent3" w:themeShade="80"/>
         </w:rPr>
         <w:t xml:space="preserve"> </w:t>
       </w:r>
@@ -3893,6 +4393,7 @@
         <m:r>
           <w:rPr>
             <w:rFonts w:ascii="Cambria Math" w:eastAsiaTheme="minorEastAsia" w:hAnsi="Cambria Math" w:cs="Arial"/>
+            <w:color w:val="4F6228" w:themeColor="accent3" w:themeShade="80"/>
           </w:rPr>
           <m:t>f</m:t>
         </m:r>
@@ -3902,6 +4403,7 @@
               <w:rPr>
                 <w:rFonts w:ascii="Cambria Math" w:eastAsiaTheme="minorEastAsia" w:hAnsi="Cambria Math" w:cs="Arial"/>
                 <w:i/>
+                <w:color w:val="4F6228" w:themeColor="accent3" w:themeShade="80"/>
               </w:rPr>
             </m:ctrlPr>
           </m:dPr>
@@ -3909,6 +4411,7 @@
             <m:r>
               <w:rPr>
                 <w:rFonts w:ascii="Cambria Math" w:eastAsiaTheme="minorEastAsia" w:hAnsi="Cambria Math" w:cs="Arial"/>
+                <w:color w:val="4F6228" w:themeColor="accent3" w:themeShade="80"/>
               </w:rPr>
               <m:t>-2</m:t>
             </m:r>
@@ -3917,6 +4420,7 @@
         <m:r>
           <w:rPr>
             <w:rFonts w:ascii="Cambria Math" w:eastAsiaTheme="minorEastAsia" w:hAnsi="Cambria Math" w:cs="Arial"/>
+            <w:color w:val="4F6228" w:themeColor="accent3" w:themeShade="80"/>
           </w:rPr>
           <m:t>=</m:t>
         </m:r>
@@ -3926,6 +4430,7 @@
               <w:rPr>
                 <w:rFonts w:ascii="Cambria Math" w:eastAsiaTheme="minorEastAsia" w:hAnsi="Cambria Math" w:cs="Arial"/>
                 <w:i/>
+                <w:color w:val="4F6228" w:themeColor="accent3" w:themeShade="80"/>
               </w:rPr>
             </m:ctrlPr>
           </m:sSupPr>
@@ -3936,6 +4441,7 @@
                   <w:rPr>
                     <w:rFonts w:ascii="Cambria Math" w:eastAsiaTheme="minorEastAsia" w:hAnsi="Cambria Math" w:cs="Arial"/>
                     <w:i/>
+                    <w:color w:val="4F6228" w:themeColor="accent3" w:themeShade="80"/>
                   </w:rPr>
                 </m:ctrlPr>
               </m:dPr>
@@ -3946,6 +4452,7 @@
                       <w:rPr>
                         <w:rFonts w:ascii="Cambria Math" w:eastAsiaTheme="minorEastAsia" w:hAnsi="Cambria Math" w:cs="Arial"/>
                         <w:i/>
+                        <w:color w:val="4F6228" w:themeColor="accent3" w:themeShade="80"/>
                       </w:rPr>
                     </m:ctrlPr>
                   </m:dPr>
@@ -3953,6 +4460,7 @@
                     <m:r>
                       <w:rPr>
                         <w:rFonts w:ascii="Cambria Math" w:eastAsiaTheme="minorEastAsia" w:hAnsi="Cambria Math" w:cs="Arial"/>
+                        <w:color w:val="4F6228" w:themeColor="accent3" w:themeShade="80"/>
                       </w:rPr>
                       <m:t>-2</m:t>
                     </m:r>
@@ -3961,6 +4469,7 @@
                 <m:r>
                   <w:rPr>
                     <w:rFonts w:ascii="Cambria Math" w:eastAsiaTheme="minorEastAsia" w:hAnsi="Cambria Math" w:cs="Arial"/>
+                    <w:color w:val="4F6228" w:themeColor="accent3" w:themeShade="80"/>
                   </w:rPr>
                   <m:t>-1</m:t>
                 </m:r>
@@ -3971,6 +4480,7 @@
             <m:r>
               <w:rPr>
                 <w:rFonts w:ascii="Cambria Math" w:eastAsiaTheme="minorEastAsia" w:hAnsi="Cambria Math" w:cs="Arial"/>
+                <w:color w:val="4F6228" w:themeColor="accent3" w:themeShade="80"/>
               </w:rPr>
               <m:t>2</m:t>
             </m:r>
@@ -3979,6 +4489,7 @@
         <m:r>
           <w:rPr>
             <w:rFonts w:ascii="Cambria Math" w:eastAsiaTheme="minorEastAsia" w:hAnsi="Cambria Math" w:cs="Arial"/>
+            <w:color w:val="4F6228" w:themeColor="accent3" w:themeShade="80"/>
           </w:rPr>
           <m:t>-4=</m:t>
         </m:r>
@@ -3988,6 +4499,7 @@
               <w:rPr>
                 <w:rFonts w:ascii="Cambria Math" w:eastAsiaTheme="minorEastAsia" w:hAnsi="Cambria Math" w:cs="Arial"/>
                 <w:i/>
+                <w:color w:val="4F6228" w:themeColor="accent3" w:themeShade="80"/>
               </w:rPr>
             </m:ctrlPr>
           </m:sSupPr>
@@ -3998,6 +4510,7 @@
                   <w:rPr>
                     <w:rFonts w:ascii="Cambria Math" w:eastAsiaTheme="minorEastAsia" w:hAnsi="Cambria Math" w:cs="Arial"/>
                     <w:i/>
+                    <w:color w:val="4F6228" w:themeColor="accent3" w:themeShade="80"/>
                   </w:rPr>
                 </m:ctrlPr>
               </m:dPr>
@@ -4005,6 +4518,7 @@
                 <m:r>
                   <w:rPr>
                     <w:rFonts w:ascii="Cambria Math" w:eastAsiaTheme="minorEastAsia" w:hAnsi="Cambria Math" w:cs="Arial"/>
+                    <w:color w:val="4F6228" w:themeColor="accent3" w:themeShade="80"/>
                   </w:rPr>
                   <m:t>-3</m:t>
                 </m:r>
@@ -4015,6 +4529,7 @@
             <m:r>
               <w:rPr>
                 <w:rFonts w:ascii="Cambria Math" w:eastAsiaTheme="minorEastAsia" w:hAnsi="Cambria Math" w:cs="Arial"/>
+                <w:color w:val="4F6228" w:themeColor="accent3" w:themeShade="80"/>
               </w:rPr>
               <m:t>2</m:t>
             </m:r>
@@ -4023,6 +4538,7 @@
         <m:r>
           <w:rPr>
             <w:rFonts w:ascii="Cambria Math" w:eastAsiaTheme="minorEastAsia" w:hAnsi="Cambria Math" w:cs="Arial"/>
+            <w:color w:val="4F6228" w:themeColor="accent3" w:themeShade="80"/>
           </w:rPr>
           <m:t>-4=9-4=5</m:t>
         </m:r>
@@ -4030,12 +4546,14 @@
       <w:r>
         <w:rPr>
           <w:rFonts w:eastAsiaTheme="minorEastAsia" w:cs="Arial"/>
+          <w:color w:val="4F6228" w:themeColor="accent3" w:themeShade="80"/>
         </w:rPr>
         <w:t>.</w:t>
       </w:r>
       <w:r>
         <w:rPr>
           <w:rFonts w:eastAsiaTheme="minorEastAsia" w:cs="Arial"/>
+          <w:color w:val="4F6228" w:themeColor="accent3" w:themeShade="80"/>
         </w:rPr>
         <w:br/>
       </w:r>
@@ -4043,48 +4561,56 @@
         <w:rPr>
           <w:rFonts w:eastAsiaTheme="minorEastAsia" w:cs="Arial"/>
           <w:b/>
+          <w:color w:val="4F6228" w:themeColor="accent3" w:themeShade="80"/>
         </w:rPr>
         <w:t>Remarque.</w:t>
       </w:r>
       <w:r>
         <w:rPr>
           <w:rFonts w:eastAsiaTheme="minorEastAsia" w:cs="Arial"/>
+          <w:color w:val="4F6228" w:themeColor="accent3" w:themeShade="80"/>
         </w:rPr>
         <w:t xml:space="preserve"> </w:t>
       </w:r>
       <w:r>
         <w:rPr>
           <w:rFonts w:eastAsiaTheme="minorEastAsia" w:cs="Arial"/>
+          <w:color w:val="4F6228" w:themeColor="accent3" w:themeShade="80"/>
         </w:rPr>
         <w:t xml:space="preserve">Une </w:t>
       </w:r>
       <w:r>
         <w:rPr>
           <w:rFonts w:eastAsiaTheme="minorEastAsia" w:cs="Arial"/>
+          <w:color w:val="4F6228" w:themeColor="accent3" w:themeShade="80"/>
         </w:rPr>
         <w:t xml:space="preserve">droite verticale </w:t>
       </w:r>
       <w:r>
         <w:rPr>
           <w:rFonts w:eastAsiaTheme="minorEastAsia" w:cs="Arial"/>
+          <w:color w:val="4F6228" w:themeColor="accent3" w:themeShade="80"/>
         </w:rPr>
         <w:t xml:space="preserve">ne peut intersecter une courbe de fonction </w:t>
       </w:r>
       <w:r>
         <w:rPr>
           <w:rFonts w:eastAsiaTheme="minorEastAsia" w:cs="Arial"/>
+          <w:color w:val="4F6228" w:themeColor="accent3" w:themeShade="80"/>
         </w:rPr>
         <w:t xml:space="preserve">qu’en </w:t>
       </w:r>
       <w:r>
         <w:rPr>
           <w:rFonts w:eastAsiaTheme="minorEastAsia" w:cs="Arial"/>
+          <w:color w:val="4F6228" w:themeColor="accent3" w:themeShade="80"/>
         </w:rPr>
         <w:t xml:space="preserve">au plus </w:t>
       </w:r>
       <w:r>
         <w:rPr>
           <w:rFonts w:eastAsiaTheme="minorEastAsia" w:cs="Arial"/>
+          <w:color w:val="4F6228" w:themeColor="accent3" w:themeShade="80"/>
         </w:rPr>
         <w:t>un point.</w:t>
       </w:r>
